--- a/output/resume-.docx
+++ b/output/resume-.docx
@@ -1271,13 +1271,7 @@
           <w:rPr>
             <w:rStyle w:val="Hyperlink"/>
           </w:rPr>
-          <w:t xml:space="preserve">(E</w:t>
-        </w:r>
-        <w:r>
-          <w:rPr>
-            <w:rStyle w:val="Hyperlink"/>
-          </w:rPr>
-          <w:t xml:space="preserve">)</w:t>
+          <w:t xml:space="preserve">(E\PCOS2024)</w:t>
         </w:r>
       </w:hyperlink>
       <w:r>
@@ -1512,7 +1506,7 @@
           <w:rPr>
             <w:rStyle w:val="Hyperlink"/>
           </w:rPr>
-          <w:t xml:space="preserve">E</w:t>
+          <w:t xml:space="preserve">E\PCOS2023</w:t>
         </w:r>
       </w:hyperlink>
       <w:r>

--- a/output/resume-.docx
+++ b/output/resume-.docx
@@ -162,9 +162,9 @@
       <w:pPr>
         <w:pStyle w:val="Heading2"/>
       </w:pPr>
-      <w:bookmarkStart w:id="28" w:name="academic-positions"/>
-      <w:r>
-        <w:t xml:space="preserve">Academic positions</w:t>
+      <w:bookmarkStart w:id="28" w:name="education"/>
+      <w:r>
+        <w:t xml:space="preserve">Education</w:t>
       </w:r>
       <w:bookmarkEnd w:id="28"/>
     </w:p>
@@ -177,7 +177,7 @@
         <w:pStyle w:val="Compact"/>
       </w:pPr>
       <w:r>
-        <w:t xml:space="preserve">2022 - 2025: Fellow researcher (Assegnista di ricerca), Physics Department, Sapienza University of Rome</w:t>
+        <w:t xml:space="preserve">2022 - 2026: Ph.D. in Physics, XXXVIII ciclo, ottimo con lode (magna cum laude), Sapienza University of Rome.</w:t>
       </w:r>
     </w:p>
     <w:p>
@@ -189,13 +189,58 @@
         <w:pStyle w:val="Compact"/>
       </w:pPr>
       <w:r>
-        <w:t xml:space="preserve">The project focused on investigating the behavior of antimony-rich phase-change materials with the tools of statistical mechanics and of atomistic simulations assisted by neural-network interatomic</w:t>
-      </w:r>
-      <w:r>
-        <w:t xml:space="preserve"> </w:t>
-      </w:r>
-      <w:r>
-        <w:t xml:space="preserve">potentials. Funded in 2022/23 by</w:t>
+        <w:t xml:space="preserve">Thesis:</w:t>
+      </w:r>
+      <w:r>
+        <w:t xml:space="preserve"> </w:t>
+      </w:r>
+      <w:hyperlink r:id="rId29">
+        <w:r>
+          <w:rPr>
+            <w:rStyle w:val="Hyperlink"/>
+            <w:i/>
+          </w:rPr>
+          <w:t xml:space="preserve">Study of the thermodynamics and kinetic anomalies of Antimony-based phase-change materials by machine-learned molecular dynamics</w:t>
+        </w:r>
+      </w:hyperlink>
+      <w:r>
+        <w:t xml:space="preserve">, supervised by Prof. R. Mazzarello and Prof. L. Boeri</w:t>
+      </w:r>
+    </w:p>
+    <w:p>
+      <w:pPr>
+        <w:numPr>
+          <w:ilvl w:val="2"/>
+          <w:numId w:val="1004"/>
+        </w:numPr>
+        <w:pStyle w:val="Compact"/>
+      </w:pPr>
+      <w:r>
+        <w:t xml:space="preserve">The thesis project involved the study of thermodynamic and kinetic anomalies and crystallization features in supercooled liquid Sb, a candidate phase-change material, and the development of a neural network interatomic potential trained on density functional theory for Ge-alloyed Sb</w:t>
+      </w:r>
+    </w:p>
+    <w:p>
+      <w:pPr>
+        <w:numPr>
+          <w:ilvl w:val="0"/>
+          <w:numId w:val="1002"/>
+        </w:numPr>
+        <w:pStyle w:val="Compact"/>
+      </w:pPr>
+      <w:r>
+        <w:t xml:space="preserve">2020 - 2022: Master’s Degree in Physics, 110/110 e lode (magna cum laude), Sapienza University of Rome.</w:t>
+      </w:r>
+    </w:p>
+    <w:p>
+      <w:pPr>
+        <w:numPr>
+          <w:ilvl w:val="1"/>
+          <w:numId w:val="1005"/>
+        </w:numPr>
+        <w:pStyle w:val="Compact"/>
+      </w:pPr>
+      <w:r>
+        <w:t xml:space="preserve">Thesis:</w:t>
       </w:r>
       <w:r>
         <w:t xml:space="preserve"> </w:t>
@@ -204,10 +249,46 @@
         <w:rPr>
           <w:i/>
         </w:rPr>
-        <w:t xml:space="preserve">Progetti Medi Sapienza 2021</w:t>
-      </w:r>
-      <w:r>
-        <w:t xml:space="preserve">, P.I. Prof. Riccardo Mazzarello, and in 2023/25 by</w:t>
+        <w:t xml:space="preserve">Vibrational dynamics of simulated glasses with different fictive temperatures</w:t>
+      </w:r>
+      <w:r>
+        <w:t xml:space="preserve">, supervised by Prof. Tullio Scopigno and Prof. Francesco Sciortino</w:t>
+      </w:r>
+    </w:p>
+    <w:p>
+      <w:pPr>
+        <w:numPr>
+          <w:ilvl w:val="2"/>
+          <w:numId w:val="1006"/>
+        </w:numPr>
+        <w:pStyle w:val="Compact"/>
+      </w:pPr>
+      <w:r>
+        <w:t xml:space="preserve">The aim of the thesis project was to assess the correlation between supercooled liquid viscosity and glass vibrational properties for a prototype fragile glass former: the rigid model of ortho-terphenyl</w:t>
+      </w:r>
+    </w:p>
+    <w:p>
+      <w:pPr>
+        <w:numPr>
+          <w:ilvl w:val="0"/>
+          <w:numId w:val="1002"/>
+        </w:numPr>
+        <w:pStyle w:val="Compact"/>
+      </w:pPr>
+      <w:r>
+        <w:t xml:space="preserve">2017 - 2020: Bachelor’s Degree in Physics, 110/110 e lode (magna cum laude), Sapienza University of Rome</w:t>
+      </w:r>
+    </w:p>
+    <w:p>
+      <w:pPr>
+        <w:numPr>
+          <w:ilvl w:val="1"/>
+          <w:numId w:val="1007"/>
+        </w:numPr>
+        <w:pStyle w:val="Compact"/>
+      </w:pPr>
+      <w:r>
+        <w:t xml:space="preserve">Thesis:</w:t>
       </w:r>
       <w:r>
         <w:t xml:space="preserve"> </w:t>
@@ -216,21 +297,33 @@
         <w:rPr>
           <w:i/>
         </w:rPr>
-        <w:t xml:space="preserve">Progetto PRIN 2020 - EMPHASIS</w:t>
-      </w:r>
-      <w:r>
-        <w:t xml:space="preserve">, P.I. Prof. Riccardo Mazzarello.</w:t>
+        <w:t xml:space="preserve">Twitching motility in bacteria</w:t>
+      </w:r>
+      <w:r>
+        <w:t xml:space="preserve">, supervised by Prof. Roberto Di Leonardo</w:t>
+      </w:r>
+    </w:p>
+    <w:p>
+      <w:pPr>
+        <w:numPr>
+          <w:ilvl w:val="2"/>
+          <w:numId w:val="1008"/>
+        </w:numPr>
+        <w:pStyle w:val="Compact"/>
+      </w:pPr>
+      <w:r>
+        <w:t xml:space="preserve">The thesis project consisted in reproducing a tug-of-war physical model for simulating the twitching dynamics of a bacterium on a surface, mediated by the adhesion and retraction of type-IV pili</w:t>
       </w:r>
     </w:p>
     <w:p>
       <w:pPr>
         <w:pStyle w:val="Heading2"/>
       </w:pPr>
-      <w:bookmarkStart w:id="29" w:name="publications"/>
+      <w:bookmarkStart w:id="30" w:name="publications"/>
       <w:r>
         <w:t xml:space="preserve">Publications</w:t>
       </w:r>
-      <w:bookmarkEnd w:id="29"/>
+      <w:bookmarkEnd w:id="30"/>
     </w:p>
     <w:p>
       <w:pPr>
@@ -257,272 +350,6 @@
       <w:r>
         <w:t xml:space="preserve">(PNAS, IF: 9.1).</w:t>
       </w:r>
-    </w:p>
-    <w:p>
-      <w:pPr>
-        <w:numPr>
-          <w:ilvl w:val="0"/>
-          <w:numId w:val="1004"/>
-        </w:numPr>
-        <w:pStyle w:val="Compact"/>
-      </w:pPr>
-      <w:hyperlink r:id="rId30">
-        <w:r>
-          <w:rPr>
-            <w:rStyle w:val="Hyperlink"/>
-          </w:rPr>
-          <w:t xml:space="preserve">F. Giuliani, F. G. Mattioli, Y. Chen, D. Baratella, D. Dragoni, M. Bernasconi, J. Russo, L. Boeri, R. Mazzarello,</w:t>
-        </w:r>
-        <w:r>
-          <w:rPr>
-            <w:rStyle w:val="Hyperlink"/>
-          </w:rPr>
-          <w:t xml:space="preserve"> </w:t>
-        </w:r>
-        <w:r>
-          <w:rPr>
-            <w:rStyle w:val="Hyperlink"/>
-          </w:rPr>
-          <w:t xml:space="preserve">“</w:t>
-        </w:r>
-        <w:r>
-          <w:rPr>
-            <w:rStyle w:val="Hyperlink"/>
-          </w:rPr>
-          <w:t xml:space="preserve">Liquid anomalies and fragility of supercooled antimony</w:t>
-        </w:r>
-        <w:r>
-          <w:rPr>
-            <w:rStyle w:val="Hyperlink"/>
-          </w:rPr>
-          <w:t xml:space="preserve">”</w:t>
-        </w:r>
-        <w:r>
-          <w:rPr>
-            <w:rStyle w:val="Hyperlink"/>
-          </w:rPr>
-          <w:t xml:space="preserve">, Accepted on</w:t>
-        </w:r>
-        <w:r>
-          <w:rPr>
-            <w:rStyle w:val="Hyperlink"/>
-          </w:rPr>
-          <w:t xml:space="preserve"> </w:t>
-        </w:r>
-        <w:r>
-          <w:rPr>
-            <w:rStyle w:val="Hyperlink"/>
-            <w:i/>
-          </w:rPr>
-          <w:t xml:space="preserve">PNAS</w:t>
-        </w:r>
-        <w:r>
-          <w:rPr>
-            <w:rStyle w:val="Hyperlink"/>
-          </w:rPr>
-          <w:t xml:space="preserve"> </w:t>
-        </w:r>
-        <w:r>
-          <w:rPr>
-            <w:rStyle w:val="Hyperlink"/>
-          </w:rPr>
-          <w:t xml:space="preserve">(2026)</w:t>
-        </w:r>
-      </w:hyperlink>
-    </w:p>
-    <w:p>
-      <w:pPr>
-        <w:numPr>
-          <w:ilvl w:val="0"/>
-          <w:numId w:val="1004"/>
-        </w:numPr>
-        <w:pStyle w:val="Compact"/>
-      </w:pPr>
-      <w:hyperlink r:id="rId31">
-        <w:r>
-          <w:rPr>
-            <w:rStyle w:val="Hyperlink"/>
-          </w:rPr>
-          <w:t xml:space="preserve">S. Ritarossi, R. Piombo, F. Giuliani, D. Dragoni, M. Bernasconi, R. Mazzarello,</w:t>
-        </w:r>
-        <w:r>
-          <w:rPr>
-            <w:rStyle w:val="Hyperlink"/>
-          </w:rPr>
-          <w:t xml:space="preserve"> </w:t>
-        </w:r>
-        <w:r>
-          <w:rPr>
-            <w:rStyle w:val="Hyperlink"/>
-          </w:rPr>
-          <w:t xml:space="preserve">“</w:t>
-        </w:r>
-        <w:r>
-          <w:rPr>
-            <w:rStyle w:val="Hyperlink"/>
-          </w:rPr>
-          <w:t xml:space="preserve">Phase-Change Heterostructures Based on Antimony</w:t>
-        </w:r>
-        <w:r>
-          <w:rPr>
-            <w:rStyle w:val="Hyperlink"/>
-          </w:rPr>
-          <w:t xml:space="preserve">”</w:t>
-        </w:r>
-        <w:r>
-          <w:rPr>
-            <w:rStyle w:val="Hyperlink"/>
-          </w:rPr>
-          <w:t xml:space="preserve">,</w:t>
-        </w:r>
-        <w:r>
-          <w:rPr>
-            <w:rStyle w:val="Hyperlink"/>
-          </w:rPr>
-          <w:t xml:space="preserve"> </w:t>
-        </w:r>
-        <w:r>
-          <w:rPr>
-            <w:rStyle w:val="Hyperlink"/>
-            <w:i/>
-          </w:rPr>
-          <w:t xml:space="preserve">Phys. Status Solidi RRL</w:t>
-        </w:r>
-        <w:r>
-          <w:rPr>
-            <w:rStyle w:val="Hyperlink"/>
-          </w:rPr>
-          <w:t xml:space="preserve"> </w:t>
-        </w:r>
-        <w:r>
-          <w:rPr>
-            <w:rStyle w:val="Hyperlink"/>
-            <w:b/>
-          </w:rPr>
-          <w:t xml:space="preserve">19</w:t>
-        </w:r>
-        <w:r>
-          <w:rPr>
-            <w:rStyle w:val="Hyperlink"/>
-          </w:rPr>
-          <w:t xml:space="preserve"> </w:t>
-        </w:r>
-        <w:r>
-          <w:rPr>
-            <w:rStyle w:val="Hyperlink"/>
-          </w:rPr>
-          <w:t xml:space="preserve">(7), 2500012 (2025)</w:t>
-        </w:r>
-      </w:hyperlink>
-    </w:p>
-    <w:p>
-      <w:pPr>
-        <w:pStyle w:val="Heading2"/>
-      </w:pPr>
-      <w:bookmarkStart w:id="32" w:name="education"/>
-      <w:r>
-        <w:t xml:space="preserve">Education</w:t>
-      </w:r>
-      <w:bookmarkEnd w:id="32"/>
-    </w:p>
-    <w:p>
-      <w:pPr>
-        <w:numPr>
-          <w:ilvl w:val="0"/>
-          <w:numId w:val="1005"/>
-        </w:numPr>
-        <w:pStyle w:val="Compact"/>
-      </w:pPr>
-      <w:r>
-        <w:t xml:space="preserve">2022 - 2026: Ph.D. in Physics, ottimo con lode (magna cum laude), Sapienza University of Rome</w:t>
-      </w:r>
-    </w:p>
-    <w:p>
-      <w:pPr>
-        <w:numPr>
-          <w:ilvl w:val="1"/>
-          <w:numId w:val="1006"/>
-        </w:numPr>
-        <w:pStyle w:val="Compact"/>
-      </w:pPr>
-      <w:r>
-        <w:t xml:space="preserve">The</w:t>
-      </w:r>
-      <w:r>
-        <w:t xml:space="preserve"> </w:t>
-      </w:r>
-      <w:hyperlink r:id="rId33">
-        <w:r>
-          <w:rPr>
-            <w:rStyle w:val="Hyperlink"/>
-          </w:rPr>
-          <w:t xml:space="preserve">thesis project</w:t>
-        </w:r>
-      </w:hyperlink>
-      <w:r>
-        <w:t xml:space="preserve"> </w:t>
-      </w:r>
-      <w:r>
-        <w:t xml:space="preserve">involved the study of thermodynamic and kinetic anomalies and crystallization features in supercooled liquid Sb, a candidate phase-change material, and the development of a neural network interatomic potential trained on density functional theory for Ge-alloyed Sb. Supervised by Prof. Riccardo Mazzarello and Prof. Lilia Boeri</w:t>
-      </w:r>
-    </w:p>
-    <w:p>
-      <w:pPr>
-        <w:numPr>
-          <w:ilvl w:val="0"/>
-          <w:numId w:val="1005"/>
-        </w:numPr>
-        <w:pStyle w:val="Compact"/>
-      </w:pPr>
-      <w:r>
-        <w:t xml:space="preserve">2020 - 2022: Master’s Degree in Physics, 110/110 e lode (magna cum laude), Sapienza University of Rome</w:t>
-      </w:r>
-    </w:p>
-    <w:p>
-      <w:pPr>
-        <w:numPr>
-          <w:ilvl w:val="1"/>
-          <w:numId w:val="1007"/>
-        </w:numPr>
-        <w:pStyle w:val="Compact"/>
-      </w:pPr>
-      <w:r>
-        <w:t xml:space="preserve">The aim of the thesis project was to assess the correlation between supercooled liquid viscosity and glass vibrational properties for a prototype fragile glass former: the rigid model for ortho-terphenyl. Supervised by Prof. Tullio Scopigno and Prof. Francesco Sciortino</w:t>
-      </w:r>
-    </w:p>
-    <w:p>
-      <w:pPr>
-        <w:numPr>
-          <w:ilvl w:val="0"/>
-          <w:numId w:val="1005"/>
-        </w:numPr>
-        <w:pStyle w:val="Compact"/>
-      </w:pPr>
-      <w:r>
-        <w:t xml:space="preserve">2017 - 2020: Bachelor’s Degree in Physics, 110/110 e lode (magna cum laude), Sapienza University of Rome</w:t>
-      </w:r>
-    </w:p>
-    <w:p>
-      <w:pPr>
-        <w:numPr>
-          <w:ilvl w:val="1"/>
-          <w:numId w:val="1008"/>
-        </w:numPr>
-        <w:pStyle w:val="Compact"/>
-      </w:pPr>
-      <w:r>
-        <w:t xml:space="preserve">The thesis project consisted in reproducing a tug-of-war physical model for simulating the twitching dynamics of a bacterium on a surface, mediated by the adhesion and retraction of type-IV pili. Supervised by Prof. Roberto Di Leonardo.</w:t>
-      </w:r>
-    </w:p>
-    <w:p>
-      <w:pPr>
-        <w:pStyle w:val="Heading2"/>
-      </w:pPr>
-      <w:bookmarkStart w:id="34" w:name="teaching"/>
-      <w:r>
-        <w:t xml:space="preserve">Teaching</w:t>
-      </w:r>
-      <w:bookmarkEnd w:id="34"/>
     </w:p>
     <w:p>
       <w:pPr>
@@ -532,30 +359,69 @@
         </w:numPr>
         <w:pStyle w:val="Compact"/>
       </w:pPr>
-      <w:r>
-        <w:t xml:space="preserve">2024: Teaching Assistant for</w:t>
-      </w:r>
-      <w:r>
-        <w:t xml:space="preserve"> </w:t>
-      </w:r>
-      <w:r>
-        <w:t xml:space="preserve">“</w:t>
-      </w:r>
-      <w:r>
-        <w:t xml:space="preserve">Mathematics and Statistics</w:t>
-      </w:r>
-      <w:r>
-        <w:t xml:space="preserve">”</w:t>
-      </w:r>
-      <w:r>
-        <w:t xml:space="preserve">, Bachelor’s Degree in Environmental Sciences, Sapienza University of Rome. Interactive</w:t>
-      </w:r>
-      <w:r>
-        <w:t xml:space="preserve"> </w:t>
-      </w:r>
-      <w:r>
-        <w:t xml:space="preserve">exercises and homework corrections (40 h)</w:t>
-      </w:r>
+      <w:hyperlink r:id="rId31">
+        <w:r>
+          <w:rPr>
+            <w:rStyle w:val="Hyperlink"/>
+          </w:rPr>
+          <w:t xml:space="preserve">F. Giuliani, F. G. Mattioli, Y. Chen, D. Baratella, D. Dragoni, M. Bernasconi, J. Russo, L. Boeri, R. Mazzarello,</w:t>
+        </w:r>
+        <w:r>
+          <w:rPr>
+            <w:rStyle w:val="Hyperlink"/>
+          </w:rPr>
+          <w:t xml:space="preserve"> </w:t>
+        </w:r>
+        <w:r>
+          <w:rPr>
+            <w:rStyle w:val="Hyperlink"/>
+          </w:rPr>
+          <w:t xml:space="preserve">“</w:t>
+        </w:r>
+        <w:r>
+          <w:rPr>
+            <w:rStyle w:val="Hyperlink"/>
+          </w:rPr>
+          <w:t xml:space="preserve">Liquid anomalies and fragility of supercooled antimony</w:t>
+        </w:r>
+        <w:r>
+          <w:rPr>
+            <w:rStyle w:val="Hyperlink"/>
+          </w:rPr>
+          <w:t xml:space="preserve">”</w:t>
+        </w:r>
+        <w:r>
+          <w:rPr>
+            <w:rStyle w:val="Hyperlink"/>
+          </w:rPr>
+          <w:t xml:space="preserve">, Accepted on</w:t>
+        </w:r>
+        <w:r>
+          <w:rPr>
+            <w:rStyle w:val="Hyperlink"/>
+          </w:rPr>
+          <w:t xml:space="preserve"> </w:t>
+        </w:r>
+        <w:r>
+          <w:rPr>
+            <w:rStyle w:val="Hyperlink"/>
+            <w:i/>
+          </w:rPr>
+          <w:t xml:space="preserve">PNAS</w:t>
+        </w:r>
+        <w:r>
+          <w:rPr>
+            <w:rStyle w:val="Hyperlink"/>
+          </w:rPr>
+          <w:t xml:space="preserve"> </w:t>
+        </w:r>
+        <w:r>
+          <w:rPr>
+            <w:rStyle w:val="Hyperlink"/>
+          </w:rPr>
+          <w:t xml:space="preserve">(2026)</w:t>
+        </w:r>
+      </w:hyperlink>
     </w:p>
     <w:p>
       <w:pPr>
@@ -565,18 +431,12 @@
         </w:numPr>
         <w:pStyle w:val="Compact"/>
       </w:pPr>
-      <w:r>
-        <w:t xml:space="preserve">2023:</w:t>
-      </w:r>
-      <w:r>
-        <w:t xml:space="preserve"> </w:t>
-      </w:r>
-      <w:hyperlink r:id="rId35">
-        <w:r>
-          <w:rPr>
-            <w:rStyle w:val="Hyperlink"/>
-          </w:rPr>
-          <w:t xml:space="preserve">1 h lecture</w:t>
+      <w:hyperlink r:id="rId32">
+        <w:r>
+          <w:rPr>
+            <w:rStyle w:val="Hyperlink"/>
+          </w:rPr>
+          <w:t xml:space="preserve">S. Ritarossi, R. Piombo, F. Giuliani, D. Dragoni, M. Bernasconi, R. Mazzarello,</w:t>
         </w:r>
         <w:r>
           <w:rPr>
@@ -594,7 +454,7 @@
           <w:rPr>
             <w:rStyle w:val="Hyperlink"/>
           </w:rPr>
-          <w:t xml:space="preserve">Machine learning interatomic potentials</w:t>
+          <w:t xml:space="preserve">Phase-Change Heterostructures Based on Antimony</w:t>
         </w:r>
         <w:r>
           <w:rPr>
@@ -602,65 +462,61 @@
           </w:rPr>
           <w:t xml:space="preserve">”</w:t>
         </w:r>
+        <w:r>
+          <w:rPr>
+            <w:rStyle w:val="Hyperlink"/>
+          </w:rPr>
+          <w:t xml:space="preserve">,</w:t>
+        </w:r>
+        <w:r>
+          <w:rPr>
+            <w:rStyle w:val="Hyperlink"/>
+          </w:rPr>
+          <w:t xml:space="preserve"> </w:t>
+        </w:r>
+        <w:r>
+          <w:rPr>
+            <w:rStyle w:val="Hyperlink"/>
+            <w:i/>
+          </w:rPr>
+          <w:t xml:space="preserve">Phys. Status Solidi RRL</w:t>
+        </w:r>
+        <w:r>
+          <w:rPr>
+            <w:rStyle w:val="Hyperlink"/>
+          </w:rPr>
+          <w:t xml:space="preserve"> </w:t>
+        </w:r>
+        <w:r>
+          <w:rPr>
+            <w:rStyle w:val="Hyperlink"/>
+            <w:b/>
+          </w:rPr>
+          <w:t xml:space="preserve">19</w:t>
+        </w:r>
+        <w:r>
+          <w:rPr>
+            <w:rStyle w:val="Hyperlink"/>
+          </w:rPr>
+          <w:t xml:space="preserve"> </w:t>
+        </w:r>
+        <w:r>
+          <w:rPr>
+            <w:rStyle w:val="Hyperlink"/>
+          </w:rPr>
+          <w:t xml:space="preserve">(7), 2500012 (2025)</w:t>
+        </w:r>
       </w:hyperlink>
-      <w:r>
-        <w:t xml:space="preserve"> </w:t>
-      </w:r>
-      <w:r>
-        <w:t xml:space="preserve">for the course</w:t>
-      </w:r>
-      <w:r>
-        <w:t xml:space="preserve"> </w:t>
-      </w:r>
-      <w:r>
-        <w:t xml:space="preserve">“</w:t>
-      </w:r>
-      <w:r>
-        <w:t xml:space="preserve">Computing Methods for Physics</w:t>
-      </w:r>
-      <w:r>
-        <w:t xml:space="preserve">”</w:t>
-      </w:r>
-      <w:r>
-        <w:t xml:space="preserve"> </w:t>
-      </w:r>
-      <w:r>
-        <w:t xml:space="preserve">of Master’s Degree in Physics by Prof. L. Boeri, Sapienza University of Rome</w:t>
-      </w:r>
-    </w:p>
-    <w:p>
-      <w:pPr>
-        <w:numPr>
-          <w:ilvl w:val="0"/>
-          <w:numId w:val="1009"/>
-        </w:numPr>
-        <w:pStyle w:val="Compact"/>
-      </w:pPr>
-      <w:r>
-        <w:t xml:space="preserve">2021, 2022: Student-collaboration scholarship for Scientific Programming in C (</w:t>
-      </w:r>
-      <w:r>
-        <w:t xml:space="preserve">“</w:t>
-      </w:r>
-      <w:r>
-        <w:t xml:space="preserve">Laboratorio di Calcolo</w:t>
-      </w:r>
-      <w:r>
-        <w:t xml:space="preserve">”</w:t>
-      </w:r>
-      <w:r>
-        <w:t xml:space="preserve">), Bachelor’s Degree in Physics, Sapienza University of Rome. Laboratory assistant and notes-writer (75 h/year)</w:t>
-      </w:r>
     </w:p>
     <w:p>
       <w:pPr>
         <w:pStyle w:val="Heading2"/>
       </w:pPr>
-      <w:bookmarkStart w:id="36" w:name="X881112787f4e4e86c5788d123653f8f85dd0849"/>
-      <w:r>
-        <w:t xml:space="preserve">Certified advanced and soft-skill courses</w:t>
-      </w:r>
-      <w:bookmarkEnd w:id="36"/>
+      <w:bookmarkStart w:id="33" w:name="teaching"/>
+      <w:r>
+        <w:t xml:space="preserve">Teaching</w:t>
+      </w:r>
+      <w:bookmarkEnd w:id="33"/>
     </w:p>
     <w:p>
       <w:pPr>
@@ -671,33 +527,28 @@
         <w:pStyle w:val="Compact"/>
       </w:pPr>
       <w:r>
-        <w:t xml:space="preserve">2024: Course</w:t>
-      </w:r>
-      <w:r>
-        <w:t xml:space="preserve"> </w:t>
-      </w:r>
-      <w:hyperlink r:id="rId37">
-        <w:r>
-          <w:rPr>
-            <w:rStyle w:val="Hyperlink"/>
-          </w:rPr>
-          <w:t xml:space="preserve">“</w:t>
-        </w:r>
-        <w:r>
-          <w:rPr>
-            <w:rStyle w:val="Hyperlink"/>
-          </w:rPr>
-          <w:t xml:space="preserve">HPC Molecular Modelling</w:t>
-        </w:r>
-        <w:r>
-          <w:rPr>
-            <w:rStyle w:val="Hyperlink"/>
-          </w:rPr>
-          <w:t xml:space="preserve">”</w:t>
-        </w:r>
-      </w:hyperlink>
-      <w:r>
-        <w:t xml:space="preserve">, three-days lessons and hands-on at CINECA, Rome</w:t>
+        <w:t xml:space="preserve">2024: Teaching Assistant for</w:t>
+      </w:r>
+      <w:r>
+        <w:t xml:space="preserve"> </w:t>
+      </w:r>
+      <w:r>
+        <w:t xml:space="preserve">“</w:t>
+      </w:r>
+      <w:r>
+        <w:t xml:space="preserve">Mathematics and Statistics</w:t>
+      </w:r>
+      <w:r>
+        <w:t xml:space="preserve">”</w:t>
+      </w:r>
+      <w:r>
+        <w:t xml:space="preserve">, Bachelor’s Degree in Environmental Sciences, Sapienza University of Rome. Interactive</w:t>
+      </w:r>
+      <w:r>
+        <w:t xml:space="preserve"> </w:t>
+      </w:r>
+      <w:r>
+        <w:t xml:space="preserve">exercises and homework corrections (40 h)</w:t>
       </w:r>
     </w:p>
     <w:p>
@@ -709,6 +560,149 @@
         <w:pStyle w:val="Compact"/>
       </w:pPr>
       <w:r>
+        <w:t xml:space="preserve">2023:</w:t>
+      </w:r>
+      <w:r>
+        <w:t xml:space="preserve"> </w:t>
+      </w:r>
+      <w:hyperlink r:id="rId34">
+        <w:r>
+          <w:rPr>
+            <w:rStyle w:val="Hyperlink"/>
+          </w:rPr>
+          <w:t xml:space="preserve">1 h lecture</w:t>
+        </w:r>
+        <w:r>
+          <w:rPr>
+            <w:rStyle w:val="Hyperlink"/>
+          </w:rPr>
+          <w:t xml:space="preserve"> </w:t>
+        </w:r>
+        <w:r>
+          <w:rPr>
+            <w:rStyle w:val="Hyperlink"/>
+          </w:rPr>
+          <w:t xml:space="preserve">“</w:t>
+        </w:r>
+        <w:r>
+          <w:rPr>
+            <w:rStyle w:val="Hyperlink"/>
+          </w:rPr>
+          <w:t xml:space="preserve">Machine learning interatomic potentials</w:t>
+        </w:r>
+        <w:r>
+          <w:rPr>
+            <w:rStyle w:val="Hyperlink"/>
+          </w:rPr>
+          <w:t xml:space="preserve">”</w:t>
+        </w:r>
+      </w:hyperlink>
+      <w:r>
+        <w:t xml:space="preserve"> </w:t>
+      </w:r>
+      <w:r>
+        <w:t xml:space="preserve">for the course</w:t>
+      </w:r>
+      <w:r>
+        <w:t xml:space="preserve"> </w:t>
+      </w:r>
+      <w:r>
+        <w:t xml:space="preserve">“</w:t>
+      </w:r>
+      <w:r>
+        <w:t xml:space="preserve">Computing Methods for Physics</w:t>
+      </w:r>
+      <w:r>
+        <w:t xml:space="preserve">”</w:t>
+      </w:r>
+      <w:r>
+        <w:t xml:space="preserve"> </w:t>
+      </w:r>
+      <w:r>
+        <w:t xml:space="preserve">of Master’s Degree in Physics by Prof. L. Boeri, Sapienza University of Rome</w:t>
+      </w:r>
+    </w:p>
+    <w:p>
+      <w:pPr>
+        <w:numPr>
+          <w:ilvl w:val="0"/>
+          <w:numId w:val="1010"/>
+        </w:numPr>
+        <w:pStyle w:val="Compact"/>
+      </w:pPr>
+      <w:r>
+        <w:t xml:space="preserve">2021, 2022: Student-collaboration scholarship for Scientific Programming in C (</w:t>
+      </w:r>
+      <w:r>
+        <w:t xml:space="preserve">“</w:t>
+      </w:r>
+      <w:r>
+        <w:t xml:space="preserve">Laboratorio di Calcolo</w:t>
+      </w:r>
+      <w:r>
+        <w:t xml:space="preserve">”</w:t>
+      </w:r>
+      <w:r>
+        <w:t xml:space="preserve">), Bachelor’s Degree in Physics, Sapienza University of Rome. Laboratory assistant and notes-writer (75 h/year)</w:t>
+      </w:r>
+    </w:p>
+    <w:p>
+      <w:pPr>
+        <w:pStyle w:val="Heading2"/>
+      </w:pPr>
+      <w:bookmarkStart w:id="35" w:name="X881112787f4e4e86c5788d123653f8f85dd0849"/>
+      <w:r>
+        <w:t xml:space="preserve">Certified advanced and soft-skill courses</w:t>
+      </w:r>
+      <w:bookmarkEnd w:id="35"/>
+    </w:p>
+    <w:p>
+      <w:pPr>
+        <w:numPr>
+          <w:ilvl w:val="0"/>
+          <w:numId w:val="1011"/>
+        </w:numPr>
+        <w:pStyle w:val="Compact"/>
+      </w:pPr>
+      <w:r>
+        <w:t xml:space="preserve">2024: Course</w:t>
+      </w:r>
+      <w:r>
+        <w:t xml:space="preserve"> </w:t>
+      </w:r>
+      <w:hyperlink r:id="rId36">
+        <w:r>
+          <w:rPr>
+            <w:rStyle w:val="Hyperlink"/>
+          </w:rPr>
+          <w:t xml:space="preserve">“</w:t>
+        </w:r>
+        <w:r>
+          <w:rPr>
+            <w:rStyle w:val="Hyperlink"/>
+          </w:rPr>
+          <w:t xml:space="preserve">HPC Molecular Modelling</w:t>
+        </w:r>
+        <w:r>
+          <w:rPr>
+            <w:rStyle w:val="Hyperlink"/>
+          </w:rPr>
+          <w:t xml:space="preserve">”</w:t>
+        </w:r>
+      </w:hyperlink>
+      <w:r>
+        <w:t xml:space="preserve">, three-days lessons and hands-on at CINECA, Rome</w:t>
+      </w:r>
+    </w:p>
+    <w:p>
+      <w:pPr>
+        <w:numPr>
+          <w:ilvl w:val="0"/>
+          <w:numId w:val="1011"/>
+        </w:numPr>
+        <w:pStyle w:val="Compact"/>
+      </w:pPr>
+      <w:r>
         <w:t xml:space="preserve">2022 - 2023: Within my Ph.D. education, Sapienza University of Rome</w:t>
       </w:r>
     </w:p>
@@ -716,7 +710,7 @@
       <w:pPr>
         <w:numPr>
           <w:ilvl w:val="1"/>
-          <w:numId w:val="1011"/>
+          <w:numId w:val="1012"/>
         </w:numPr>
         <w:pStyle w:val="Compact"/>
       </w:pPr>
@@ -740,7 +734,7 @@
       <w:pPr>
         <w:numPr>
           <w:ilvl w:val="1"/>
-          <w:numId w:val="1011"/>
+          <w:numId w:val="1012"/>
         </w:numPr>
         <w:pStyle w:val="Compact"/>
       </w:pPr>
@@ -764,7 +758,7 @@
       <w:pPr>
         <w:numPr>
           <w:ilvl w:val="1"/>
-          <w:numId w:val="1011"/>
+          <w:numId w:val="1012"/>
         </w:numPr>
         <w:pStyle w:val="Compact"/>
       </w:pPr>
@@ -794,7 +788,7 @@
       <w:pPr>
         <w:numPr>
           <w:ilvl w:val="1"/>
-          <w:numId w:val="1011"/>
+          <w:numId w:val="1012"/>
         </w:numPr>
         <w:pStyle w:val="Compact"/>
       </w:pPr>
@@ -866,154 +860,21 @@
       <w:pPr>
         <w:pStyle w:val="Heading2"/>
       </w:pPr>
-      <w:bookmarkStart w:id="38" w:name="grants"/>
+      <w:bookmarkStart w:id="37" w:name="grants"/>
       <w:r>
         <w:t xml:space="preserve">Grants</w:t>
       </w:r>
+      <w:bookmarkEnd w:id="37"/>
+    </w:p>
+    <w:p>
+      <w:pPr>
+        <w:pStyle w:val="Heading3"/>
+      </w:pPr>
+      <w:bookmarkStart w:id="38" w:name="high-performance-computing-hpc-resources"/>
+      <w:r>
+        <w:t xml:space="preserve">High-Performance Computing (HPC) resources</w:t>
+      </w:r>
       <w:bookmarkEnd w:id="38"/>
-    </w:p>
-    <w:p>
-      <w:pPr>
-        <w:pStyle w:val="Heading3"/>
-      </w:pPr>
-      <w:bookmarkStart w:id="39" w:name="high-performance-computing-hpc-resources"/>
-      <w:r>
-        <w:t xml:space="preserve">High-Performance Computing (HPC) resources</w:t>
-      </w:r>
-      <w:bookmarkEnd w:id="39"/>
-    </w:p>
-    <w:p>
-      <w:pPr>
-        <w:numPr>
-          <w:ilvl w:val="0"/>
-          <w:numId w:val="1012"/>
-        </w:numPr>
-        <w:pStyle w:val="Compact"/>
-      </w:pPr>
-      <w:r>
-        <w:t xml:space="preserve">2025: 20k GPUh grant as Principal Investigator (P.I.) of the</w:t>
-      </w:r>
-      <w:r>
-        <w:t xml:space="preserve"> </w:t>
-      </w:r>
-      <w:hyperlink r:id="rId40">
-        <w:r>
-          <w:rPr>
-            <w:rStyle w:val="Hyperlink"/>
-          </w:rPr>
-          <w:t xml:space="preserve">ISCRA-C project</w:t>
-        </w:r>
-      </w:hyperlink>
-      <w:r>
-        <w:t xml:space="preserve"> </w:t>
-      </w:r>
-      <w:r>
-        <w:t xml:space="preserve">“</w:t>
-      </w:r>
-      <w:r>
-        <w:t xml:space="preserve">LIGAN: LIquid-liquid transition in Germanium-doped Antimony with a Neural-network interaction potential</w:t>
-      </w:r>
-      <w:r>
-        <w:t xml:space="preserve">”</w:t>
-      </w:r>
-      <w:r>
-        <w:t xml:space="preserve"> </w:t>
-      </w:r>
-      <w:r>
-        <w:t xml:space="preserve">for the Leonardo supercomputer</w:t>
-      </w:r>
-    </w:p>
-    <w:p>
-      <w:pPr>
-        <w:numPr>
-          <w:ilvl w:val="0"/>
-          <w:numId w:val="1012"/>
-        </w:numPr>
-        <w:pStyle w:val="Compact"/>
-      </w:pPr>
-      <w:r>
-        <w:t xml:space="preserve">2024: 20k GPUh grant as P.I. of the</w:t>
-      </w:r>
-      <w:r>
-        <w:t xml:space="preserve"> </w:t>
-      </w:r>
-      <w:hyperlink r:id="rId40">
-        <w:r>
-          <w:rPr>
-            <w:rStyle w:val="Hyperlink"/>
-          </w:rPr>
-          <w:t xml:space="preserve">ISCRA-C project</w:t>
-        </w:r>
-      </w:hyperlink>
-      <w:r>
-        <w:t xml:space="preserve"> </w:t>
-      </w:r>
-      <w:r>
-        <w:t xml:space="preserve">“</w:t>
-      </w:r>
-      <w:r>
-        <w:t xml:space="preserve">AntimoNN: Neural-Network interaction potential for Antimony-based phase-change materials</w:t>
-      </w:r>
-      <w:r>
-        <w:t xml:space="preserve">”</w:t>
-      </w:r>
-      <w:r>
-        <w:t xml:space="preserve"> </w:t>
-      </w:r>
-      <w:r>
-        <w:t xml:space="preserve">for the Leonardo supercomputer</w:t>
-      </w:r>
-    </w:p>
-    <w:p>
-      <w:pPr>
-        <w:numPr>
-          <w:ilvl w:val="0"/>
-          <w:numId w:val="1012"/>
-        </w:numPr>
-        <w:pStyle w:val="Compact"/>
-      </w:pPr>
-      <w:r>
-        <w:t xml:space="preserve">2023: 23333 CPUh grant as P.I. of the</w:t>
-      </w:r>
-      <w:r>
-        <w:t xml:space="preserve"> </w:t>
-      </w:r>
-      <w:hyperlink r:id="rId40">
-        <w:r>
-          <w:rPr>
-            <w:rStyle w:val="Hyperlink"/>
-          </w:rPr>
-          <w:t xml:space="preserve">ISCRA-C project</w:t>
-        </w:r>
-      </w:hyperlink>
-      <w:r>
-        <w:t xml:space="preserve"> </w:t>
-      </w:r>
-      <w:r>
-        <w:t xml:space="preserve">“</w:t>
-      </w:r>
-      <w:r>
-        <w:t xml:space="preserve">DAGAN: First-principles DAtaset of Germanium-Antimony for a Neural-network interaction potential</w:t>
-      </w:r>
-      <w:r>
-        <w:t xml:space="preserve">”</w:t>
-      </w:r>
-      <w:r>
-        <w:t xml:space="preserve"> </w:t>
-      </w:r>
-      <w:r>
-        <w:t xml:space="preserve">for the G100 supercomputer</w:t>
-      </w:r>
-    </w:p>
-    <w:p>
-      <w:pPr>
-        <w:pStyle w:val="Heading3"/>
-      </w:pPr>
-      <w:bookmarkStart w:id="41" w:name="other-grants"/>
-      <w:r>
-        <w:t xml:space="preserve">Other grants</w:t>
-      </w:r>
-      <w:bookmarkEnd w:id="41"/>
     </w:p>
     <w:p>
       <w:pPr>
@@ -1024,6 +885,139 @@
         <w:pStyle w:val="Compact"/>
       </w:pPr>
       <w:r>
+        <w:t xml:space="preserve">2025: 20k GPUh grant as Principal Investigator (P.I.) of the</w:t>
+      </w:r>
+      <w:r>
+        <w:t xml:space="preserve"> </w:t>
+      </w:r>
+      <w:hyperlink r:id="rId39">
+        <w:r>
+          <w:rPr>
+            <w:rStyle w:val="Hyperlink"/>
+          </w:rPr>
+          <w:t xml:space="preserve">ISCRA-C project</w:t>
+        </w:r>
+      </w:hyperlink>
+      <w:r>
+        <w:t xml:space="preserve"> </w:t>
+      </w:r>
+      <w:r>
+        <w:t xml:space="preserve">“</w:t>
+      </w:r>
+      <w:r>
+        <w:t xml:space="preserve">LIGAN: LIquid-liquid transition in Germanium-doped Antimony with a Neural-network interaction potential</w:t>
+      </w:r>
+      <w:r>
+        <w:t xml:space="preserve">”</w:t>
+      </w:r>
+      <w:r>
+        <w:t xml:space="preserve"> </w:t>
+      </w:r>
+      <w:r>
+        <w:t xml:space="preserve">for the Leonardo supercomputer</w:t>
+      </w:r>
+    </w:p>
+    <w:p>
+      <w:pPr>
+        <w:numPr>
+          <w:ilvl w:val="0"/>
+          <w:numId w:val="1013"/>
+        </w:numPr>
+        <w:pStyle w:val="Compact"/>
+      </w:pPr>
+      <w:r>
+        <w:t xml:space="preserve">2024: 20k GPUh grant as P.I. of the</w:t>
+      </w:r>
+      <w:r>
+        <w:t xml:space="preserve"> </w:t>
+      </w:r>
+      <w:hyperlink r:id="rId39">
+        <w:r>
+          <w:rPr>
+            <w:rStyle w:val="Hyperlink"/>
+          </w:rPr>
+          <w:t xml:space="preserve">ISCRA-C project</w:t>
+        </w:r>
+      </w:hyperlink>
+      <w:r>
+        <w:t xml:space="preserve"> </w:t>
+      </w:r>
+      <w:r>
+        <w:t xml:space="preserve">“</w:t>
+      </w:r>
+      <w:r>
+        <w:t xml:space="preserve">AntimoNN: Neural-Network interaction potential for Antimony-based phase-change materials</w:t>
+      </w:r>
+      <w:r>
+        <w:t xml:space="preserve">”</w:t>
+      </w:r>
+      <w:r>
+        <w:t xml:space="preserve"> </w:t>
+      </w:r>
+      <w:r>
+        <w:t xml:space="preserve">for the Leonardo supercomputer</w:t>
+      </w:r>
+    </w:p>
+    <w:p>
+      <w:pPr>
+        <w:numPr>
+          <w:ilvl w:val="0"/>
+          <w:numId w:val="1013"/>
+        </w:numPr>
+        <w:pStyle w:val="Compact"/>
+      </w:pPr>
+      <w:r>
+        <w:t xml:space="preserve">2023: 23333 CPUh grant as P.I. of the</w:t>
+      </w:r>
+      <w:r>
+        <w:t xml:space="preserve"> </w:t>
+      </w:r>
+      <w:hyperlink r:id="rId39">
+        <w:r>
+          <w:rPr>
+            <w:rStyle w:val="Hyperlink"/>
+          </w:rPr>
+          <w:t xml:space="preserve">ISCRA-C project</w:t>
+        </w:r>
+      </w:hyperlink>
+      <w:r>
+        <w:t xml:space="preserve"> </w:t>
+      </w:r>
+      <w:r>
+        <w:t xml:space="preserve">“</w:t>
+      </w:r>
+      <w:r>
+        <w:t xml:space="preserve">DAGAN: First-principles DAtaset of Germanium-Antimony for a Neural-network interaction potential</w:t>
+      </w:r>
+      <w:r>
+        <w:t xml:space="preserve">”</w:t>
+      </w:r>
+      <w:r>
+        <w:t xml:space="preserve"> </w:t>
+      </w:r>
+      <w:r>
+        <w:t xml:space="preserve">for the G100 supercomputer</w:t>
+      </w:r>
+    </w:p>
+    <w:p>
+      <w:pPr>
+        <w:pStyle w:val="Heading3"/>
+      </w:pPr>
+      <w:bookmarkStart w:id="40" w:name="other-grants"/>
+      <w:r>
+        <w:t xml:space="preserve">Other grants</w:t>
+      </w:r>
+      <w:bookmarkEnd w:id="40"/>
+    </w:p>
+    <w:p>
+      <w:pPr>
+        <w:numPr>
+          <w:ilvl w:val="0"/>
+          <w:numId w:val="1014"/>
+        </w:numPr>
+        <w:pStyle w:val="Compact"/>
+      </w:pPr>
+      <w:r>
         <w:t xml:space="preserve">2025: €11k grant for the University call for Starting Third Mission initiatives, Sapienza University of Rome</w:t>
       </w:r>
     </w:p>
@@ -1031,7 +1025,7 @@
       <w:pPr>
         <w:numPr>
           <w:ilvl w:val="1"/>
-          <w:numId w:val="1014"/>
+          <w:numId w:val="1015"/>
         </w:numPr>
         <w:pStyle w:val="Compact"/>
       </w:pPr>
@@ -1041,18 +1035,21 @@
       <w:r>
         <w:t xml:space="preserve"> </w:t>
       </w:r>
-      <w:r>
-        <w:rPr>
-          <w:i/>
-        </w:rPr>
-        <w:t xml:space="preserve">Eutopie - Dialogues on the relationship between science and society for a research on human beings</w:t>
-      </w:r>
+      <w:hyperlink r:id="rId41">
+        <w:r>
+          <w:rPr>
+            <w:rStyle w:val="Hyperlink"/>
+            <w:i/>
+          </w:rPr>
+          <w:t xml:space="preserve">Eutopie - Dialogues on the relationship between science and society for a research on human beings</w:t>
+        </w:r>
+      </w:hyperlink>
     </w:p>
     <w:p>
       <w:pPr>
         <w:numPr>
           <w:ilvl w:val="1"/>
-          <w:numId w:val="1014"/>
+          <w:numId w:val="1015"/>
         </w:numPr>
         <w:pStyle w:val="Compact"/>
       </w:pPr>
@@ -1064,7 +1061,7 @@
       <w:pPr>
         <w:numPr>
           <w:ilvl w:val="1"/>
-          <w:numId w:val="1014"/>
+          <w:numId w:val="1015"/>
         </w:numPr>
         <w:pStyle w:val="Compact"/>
       </w:pPr>
@@ -1086,7 +1083,7 @@
       <w:pPr>
         <w:numPr>
           <w:ilvl w:val="0"/>
-          <w:numId w:val="1015"/>
+          <w:numId w:val="1016"/>
         </w:numPr>
         <w:pStyle w:val="Compact"/>
       </w:pPr>
@@ -1101,7 +1098,7 @@
           <w:rPr>
             <w:rStyle w:val="Hyperlink"/>
           </w:rPr>
-          <w:t xml:space="preserve">Excellence program</w:t>
+          <w:t xml:space="preserve">Excellence program scholarship</w:t>
         </w:r>
       </w:hyperlink>
       <w:r>
@@ -1109,95 +1106,6 @@
       </w:r>
       <w:r>
         <w:t xml:space="preserve">of Master’s Degree in Physics, Sapienza University of Rome</w:t>
-      </w:r>
-    </w:p>
-    <w:p>
-      <w:pPr>
-        <w:numPr>
-          <w:ilvl w:val="1"/>
-          <w:numId w:val="1016"/>
-        </w:numPr>
-        <w:pStyle w:val="Compact"/>
-      </w:pPr>
-      <w:r>
-        <w:t xml:space="preserve">Awarded to top students based on exam marks. The scolarship value was equal to the university fee of the second year.</w:t>
-      </w:r>
-      <w:r>
-        <w:t xml:space="preserve"> </w:t>
-      </w:r>
-      <w:r>
-        <w:t xml:space="preserve">In the context of</w:t>
-      </w:r>
-      <w:r>
-        <w:t xml:space="preserve"> </w:t>
-      </w:r>
-      <w:r>
-        <w:t xml:space="preserve">“</w:t>
-      </w:r>
-      <w:r>
-        <w:t xml:space="preserve">Physics of liquids</w:t>
-      </w:r>
-      <w:r>
-        <w:t xml:space="preserve">”</w:t>
-      </w:r>
-      <w:r>
-        <w:t xml:space="preserve"> </w:t>
-      </w:r>
-      <w:r>
-        <w:t xml:space="preserve">with Prof. F. Sciortino, I studied with the microscopic derivation of hydrodynamics equations from the formalism of projection operators, with a final report.</w:t>
-      </w:r>
-      <w:r>
-        <w:t xml:space="preserve"> </w:t>
-      </w:r>
-      <w:r>
-        <w:t xml:space="preserve">In the context of</w:t>
-      </w:r>
-      <w:r>
-        <w:t xml:space="preserve"> </w:t>
-      </w:r>
-      <w:r>
-        <w:t xml:space="preserve">“</w:t>
-      </w:r>
-      <w:r>
-        <w:t xml:space="preserve">Advanced machine learning methods for physics</w:t>
-      </w:r>
-      <w:r>
-        <w:t xml:space="preserve">”</w:t>
-      </w:r>
-      <w:r>
-        <w:t xml:space="preserve"> </w:t>
-      </w:r>
-      <w:r>
-        <w:t xml:space="preserve">with Prof. S. Giagu , I studied Variational Diffusion Models and implemented a simple model for image generation in the final project.</w:t>
-      </w:r>
-    </w:p>
-    <w:p>
-      <w:pPr>
-        <w:numPr>
-          <w:ilvl w:val="0"/>
-          <w:numId w:val="1015"/>
-        </w:numPr>
-        <w:pStyle w:val="Compact"/>
-      </w:pPr>
-      <w:r>
-        <w:t xml:space="preserve">2020:</w:t>
-      </w:r>
-      <w:r>
-        <w:t xml:space="preserve"> </w:t>
-      </w:r>
-      <w:hyperlink r:id="rId43">
-        <w:r>
-          <w:rPr>
-            <w:rStyle w:val="Hyperlink"/>
-          </w:rPr>
-          <w:t xml:space="preserve">Excellence program</w:t>
-        </w:r>
-      </w:hyperlink>
-      <w:r>
-        <w:t xml:space="preserve"> </w:t>
-      </w:r>
-      <w:r>
-        <w:t xml:space="preserve">of Bachelor’s Degree in Physics, Sapienza University of Rome</w:t>
       </w:r>
     </w:p>
     <w:p>
@@ -1209,13 +1117,48 @@
         <w:pStyle w:val="Compact"/>
       </w:pPr>
       <w:r>
-        <w:t xml:space="preserve">Awarded to top students based on exam marks. The scolarship value was equal to the university fee of the second year.</w:t>
-      </w:r>
-      <w:r>
-        <w:t xml:space="preserve"> </w:t>
-      </w:r>
-      <w:r>
-        <w:t xml:space="preserve">I attended in-depth courses on selected topics: Electromagnetism, Partial Differential Equations in physics, Monte Carlo simulations (with a final project), Bayesian inference (with a final project).</w:t>
+        <w:t xml:space="preserve">Awarded to top 15 students based on exam marks</w:t>
+      </w:r>
+    </w:p>
+    <w:p>
+      <w:pPr>
+        <w:numPr>
+          <w:ilvl w:val="0"/>
+          <w:numId w:val="1016"/>
+        </w:numPr>
+        <w:pStyle w:val="Compact"/>
+      </w:pPr>
+      <w:r>
+        <w:t xml:space="preserve">2020:</w:t>
+      </w:r>
+      <w:r>
+        <w:t xml:space="preserve"> </w:t>
+      </w:r>
+      <w:hyperlink r:id="rId43">
+        <w:r>
+          <w:rPr>
+            <w:rStyle w:val="Hyperlink"/>
+          </w:rPr>
+          <w:t xml:space="preserve">Excellence program scolarship</w:t>
+        </w:r>
+      </w:hyperlink>
+      <w:r>
+        <w:t xml:space="preserve"> </w:t>
+      </w:r>
+      <w:r>
+        <w:t xml:space="preserve">of Bachelor’s Degree in Physics, Sapienza University of Rome</w:t>
+      </w:r>
+    </w:p>
+    <w:p>
+      <w:pPr>
+        <w:numPr>
+          <w:ilvl w:val="1"/>
+          <w:numId w:val="1018"/>
+        </w:numPr>
+        <w:pStyle w:val="Compact"/>
+      </w:pPr>
+      <w:r>
+        <w:t xml:space="preserve">Awarded to top 34 students based on exam marks</w:t>
       </w:r>
     </w:p>
     <w:p>
@@ -1232,12 +1175,12 @@
       <w:pPr>
         <w:numPr>
           <w:ilvl w:val="0"/>
-          <w:numId w:val="1018"/>
-        </w:numPr>
-        <w:pStyle w:val="Compact"/>
-      </w:pPr>
-      <w:r>
-        <w:t xml:space="preserve">2024: Attendant at</w:t>
+          <w:numId w:val="1019"/>
+        </w:numPr>
+        <w:pStyle w:val="Compact"/>
+      </w:pPr>
+      <w:r>
+        <w:t xml:space="preserve">2024: Participant at</w:t>
       </w:r>
       <w:r>
         <w:t xml:space="preserve"> </w:t>
@@ -1276,74 +1219,6 @@
       </w:hyperlink>
       <w:r>
         <w:t xml:space="preserve">, Leibniz Institute of Surface Engineering (IOM), Leipzig, Germany</w:t>
-      </w:r>
-    </w:p>
-    <w:p>
-      <w:pPr>
-        <w:numPr>
-          <w:ilvl w:val="1"/>
-          <w:numId w:val="1019"/>
-        </w:numPr>
-        <w:pStyle w:val="Compact"/>
-      </w:pPr>
-      <w:r>
-        <w:t xml:space="preserve">Topics: Experimental and theoretical/computational advances in Phase-Change materials</w:t>
-      </w:r>
-      <w:r>
-        <w:t xml:space="preserve"> </w:t>
-      </w:r>
-      <w:r>
-        <w:t xml:space="preserve">and Ovonic materials</w:t>
-      </w:r>
-    </w:p>
-    <w:p>
-      <w:pPr>
-        <w:numPr>
-          <w:ilvl w:val="0"/>
-          <w:numId w:val="1018"/>
-        </w:numPr>
-        <w:pStyle w:val="Compact"/>
-      </w:pPr>
-      <w:r>
-        <w:t xml:space="preserve">2024: Poster presentation at</w:t>
-      </w:r>
-      <w:r>
-        <w:t xml:space="preserve"> </w:t>
-      </w:r>
-      <w:hyperlink r:id="rId46">
-        <w:r>
-          <w:rPr>
-            <w:rStyle w:val="Hyperlink"/>
-          </w:rPr>
-          <w:t xml:space="preserve">“</w:t>
-        </w:r>
-        <w:r>
-          <w:rPr>
-            <w:rStyle w:val="Hyperlink"/>
-          </w:rPr>
-          <w:t xml:space="preserve">CMT@BRIXEN ‘24: The Meeting of the Condensed Matter Theory Italian</w:t>
-        </w:r>
-        <w:r>
-          <w:rPr>
-            <w:rStyle w:val="Hyperlink"/>
-          </w:rPr>
-          <w:t xml:space="preserve"> </w:t>
-        </w:r>
-        <w:r>
-          <w:rPr>
-            <w:rStyle w:val="Hyperlink"/>
-          </w:rPr>
-          <w:t xml:space="preserve">Community</w:t>
-        </w:r>
-        <w:r>
-          <w:rPr>
-            <w:rStyle w:val="Hyperlink"/>
-          </w:rPr>
-          <w:t xml:space="preserve">”</w:t>
-        </w:r>
-      </w:hyperlink>
-      <w:r>
-        <w:t xml:space="preserve">, Brixen, Italy.</w:t>
       </w:r>
     </w:p>
     <w:p>
@@ -1354,40 +1229,64 @@
         </w:numPr>
         <w:pStyle w:val="Compact"/>
       </w:pPr>
-      <w:hyperlink r:id="rId47">
-        <w:r>
-          <w:rPr>
-            <w:rStyle w:val="Hyperlink"/>
-          </w:rPr>
-          <w:t xml:space="preserve">Poster: Ab initio study of supercooled antimony alloys through a machine learning interatomic potential</w:t>
+      <w:r>
+        <w:t xml:space="preserve">Topics: Experimental and theoretical/computational advances in Phase-Change materials</w:t>
+      </w:r>
+      <w:r>
+        <w:t xml:space="preserve"> </w:t>
+      </w:r>
+      <w:r>
+        <w:t xml:space="preserve">and Ovonic materials</w:t>
+      </w:r>
+    </w:p>
+    <w:p>
+      <w:pPr>
+        <w:numPr>
+          <w:ilvl w:val="0"/>
+          <w:numId w:val="1019"/>
+        </w:numPr>
+        <w:pStyle w:val="Compact"/>
+      </w:pPr>
+      <w:r>
+        <w:t xml:space="preserve">2024: Poster presentation at</w:t>
+      </w:r>
+      <w:r>
+        <w:t xml:space="preserve"> </w:t>
+      </w:r>
+      <w:hyperlink r:id="rId46">
+        <w:r>
+          <w:rPr>
+            <w:rStyle w:val="Hyperlink"/>
+          </w:rPr>
+          <w:t xml:space="preserve">“</w:t>
+        </w:r>
+        <w:r>
+          <w:rPr>
+            <w:rStyle w:val="Hyperlink"/>
+          </w:rPr>
+          <w:t xml:space="preserve">CMT@BRIXEN ‘24: The Meeting of the Condensed Matter Theory Italian</w:t>
+        </w:r>
+        <w:r>
+          <w:rPr>
+            <w:rStyle w:val="Hyperlink"/>
+          </w:rPr>
+          <w:t xml:space="preserve"> </w:t>
+        </w:r>
+        <w:r>
+          <w:rPr>
+            <w:rStyle w:val="Hyperlink"/>
+          </w:rPr>
+          <w:t xml:space="preserve">Community</w:t>
+        </w:r>
+        <w:r>
+          <w:rPr>
+            <w:rStyle w:val="Hyperlink"/>
+          </w:rPr>
+          <w:t xml:space="preserve">”</w:t>
         </w:r>
       </w:hyperlink>
-    </w:p>
-    <w:p>
-      <w:pPr>
-        <w:numPr>
-          <w:ilvl w:val="0"/>
-          <w:numId w:val="1018"/>
-        </w:numPr>
-        <w:pStyle w:val="Compact"/>
-      </w:pPr>
-      <w:r>
-        <w:t xml:space="preserve">2024: 10’ talk at the worskshop</w:t>
-      </w:r>
-      <w:r>
-        <w:t xml:space="preserve"> </w:t>
-      </w:r>
-      <w:r>
-        <w:t xml:space="preserve">“</w:t>
-      </w:r>
-      <w:r>
-        <w:t xml:space="preserve">Multiscale Modeling and Engineering Applications</w:t>
-      </w:r>
-      <w:r>
-        <w:t xml:space="preserve">”</w:t>
-      </w:r>
-      <w:r>
-        <w:t xml:space="preserve">, ICSC - National Research Center in HPC, Big Data and Quantum Computing - Spoke 6, Sapienza University of Rome</w:t>
+      <w:r>
+        <w:t xml:space="preserve">, Brixen, Italy.</w:t>
       </w:r>
     </w:p>
     <w:p>
@@ -1398,52 +1297,40 @@
         </w:numPr>
         <w:pStyle w:val="Compact"/>
       </w:pPr>
-      <w:hyperlink r:id="rId48">
-        <w:r>
-          <w:rPr>
-            <w:rStyle w:val="Hyperlink"/>
-          </w:rPr>
-          <w:t xml:space="preserve">Talk:</w:t>
-        </w:r>
-        <w:r>
-          <w:rPr>
-            <w:rStyle w:val="Hyperlink"/>
-          </w:rPr>
-          <w:t xml:space="preserve"> </w:t>
-        </w:r>
-        <w:r>
-          <w:rPr>
-            <w:rStyle w:val="Hyperlink"/>
-          </w:rPr>
-          <w:t xml:space="preserve">“</w:t>
-        </w:r>
-        <w:r>
-          <w:rPr>
-            <w:rStyle w:val="Hyperlink"/>
-          </w:rPr>
-          <w:t xml:space="preserve">Neural-network interatomic potential for antimony-based phase-change materials</w:t>
-        </w:r>
-        <w:r>
-          <w:rPr>
-            <w:rStyle w:val="Hyperlink"/>
-          </w:rPr>
-          <w:t xml:space="preserve">”</w:t>
+      <w:hyperlink r:id="rId47">
+        <w:r>
+          <w:rPr>
+            <w:rStyle w:val="Hyperlink"/>
+          </w:rPr>
+          <w:t xml:space="preserve">Poster: Ab initio study of supercooled antimony alloys through a machine learning interatomic potential</w:t>
         </w:r>
       </w:hyperlink>
-      <w:r>
-        <w:t xml:space="preserve">, within the Flagship Project FP1 - Advanced Materials and New Devices</w:t>
-      </w:r>
     </w:p>
     <w:p>
       <w:pPr>
         <w:numPr>
           <w:ilvl w:val="0"/>
-          <w:numId w:val="1018"/>
-        </w:numPr>
-        <w:pStyle w:val="Compact"/>
-      </w:pPr>
-      <w:r>
-        <w:t xml:space="preserve">2023: 20’ informal seminar between Ph.D. and Master’s students of the Physics Department, Sapienza University of Rome</w:t>
+          <w:numId w:val="1019"/>
+        </w:numPr>
+        <w:pStyle w:val="Compact"/>
+      </w:pPr>
+      <w:r>
+        <w:t xml:space="preserve">2024: 10’ talk at the worskshop</w:t>
+      </w:r>
+      <w:r>
+        <w:t xml:space="preserve"> </w:t>
+      </w:r>
+      <w:r>
+        <w:t xml:space="preserve">“</w:t>
+      </w:r>
+      <w:r>
+        <w:t xml:space="preserve">Multiscale Modeling and Engineering Applications</w:t>
+      </w:r>
+      <w:r>
+        <w:t xml:space="preserve">”</w:t>
+      </w:r>
+      <w:r>
+        <w:t xml:space="preserve">, ICSC - National Research Center in HPC, Big Data and Quantum Computing - Spoke 6, Sapienza University of Rome</w:t>
       </w:r>
     </w:p>
     <w:p>
@@ -1454,7 +1341,7 @@
         </w:numPr>
         <w:pStyle w:val="Compact"/>
       </w:pPr>
-      <w:hyperlink r:id="rId49">
+      <w:hyperlink r:id="rId48">
         <w:r>
           <w:rPr>
             <w:rStyle w:val="Hyperlink"/>
@@ -1477,7 +1364,7 @@
           <w:rPr>
             <w:rStyle w:val="Hyperlink"/>
           </w:rPr>
-          <w:t xml:space="preserve">Accessing large-scale molecular simulations through machine learning</w:t>
+          <w:t xml:space="preserve">Neural-network interatomic potential for antimony-based phase-change materials</w:t>
         </w:r>
         <w:r>
           <w:rPr>
@@ -1486,81 +1373,20 @@
           <w:t xml:space="preserve">”</w:t>
         </w:r>
       </w:hyperlink>
+      <w:r>
+        <w:t xml:space="preserve">, within the Flagship Project FP1 - Advanced Materials and New Devices</w:t>
+      </w:r>
     </w:p>
     <w:p>
       <w:pPr>
         <w:numPr>
           <w:ilvl w:val="0"/>
-          <w:numId w:val="1018"/>
-        </w:numPr>
-        <w:pStyle w:val="Compact"/>
-      </w:pPr>
-      <w:r>
-        <w:t xml:space="preserve">2023: Attendant and Technical staff (management of microphones and slides) at</w:t>
-      </w:r>
-      <w:r>
-        <w:t xml:space="preserve"> </w:t>
-      </w:r>
-      <w:hyperlink r:id="rId50">
-        <w:r>
-          <w:rPr>
-            <w:rStyle w:val="Hyperlink"/>
-          </w:rPr>
-          <w:t xml:space="preserve">E\PCOS2023</w:t>
-        </w:r>
-      </w:hyperlink>
-      <w:r>
-        <w:t xml:space="preserve">, Sapienza University of Rome</w:t>
-      </w:r>
-    </w:p>
-    <w:p>
-      <w:pPr>
-        <w:numPr>
-          <w:ilvl w:val="0"/>
-          <w:numId w:val="1018"/>
-        </w:numPr>
-        <w:pStyle w:val="Compact"/>
-      </w:pPr>
-      <w:r>
-        <w:t xml:space="preserve">2022: Attendant at</w:t>
-      </w:r>
-      <w:r>
-        <w:t xml:space="preserve"> </w:t>
-      </w:r>
-      <w:hyperlink r:id="rId51">
-        <w:r>
-          <w:rPr>
-            <w:rStyle w:val="Hyperlink"/>
-          </w:rPr>
-          <w:t xml:space="preserve">Workshop</w:t>
-        </w:r>
-        <w:r>
-          <w:rPr>
-            <w:rStyle w:val="Hyperlink"/>
-          </w:rPr>
-          <w:t xml:space="preserve"> </w:t>
-        </w:r>
-        <w:r>
-          <w:rPr>
-            <w:rStyle w:val="Hyperlink"/>
-          </w:rPr>
-          <w:t xml:space="preserve">“</w:t>
-        </w:r>
-        <w:r>
-          <w:rPr>
-            <w:rStyle w:val="Hyperlink"/>
-          </w:rPr>
-          <w:t xml:space="preserve">From Water to Colloidal Water - Celebrating the contributions of Francesco Sciortino to Soft Matter</w:t>
-        </w:r>
-        <w:r>
-          <w:rPr>
-            <w:rStyle w:val="Hyperlink"/>
-          </w:rPr>
-          <w:t xml:space="preserve">”</w:t>
-        </w:r>
-      </w:hyperlink>
-      <w:r>
-        <w:t xml:space="preserve">, Sapienza University of Rome</w:t>
+          <w:numId w:val="1019"/>
+        </w:numPr>
+        <w:pStyle w:val="Compact"/>
+      </w:pPr>
+      <w:r>
+        <w:t xml:space="preserve">2023: 20’ PhD Journal club seminar of the Physics Department, Sapienza University of Rome</w:t>
       </w:r>
     </w:p>
     <w:p>
@@ -1571,25 +1397,92 @@
         </w:numPr>
         <w:pStyle w:val="Compact"/>
       </w:pPr>
-      <w:r>
-        <w:t xml:space="preserve">Topics: a) Anomalous properties of Water and amorphous ices; b) Self-assembly and DNA nanotechnology; c) Computational methods and Machine Learning for Soft Matter; d) Glasses and disordered systems; e) Soft Matter of colloids and polymers</w:t>
-      </w:r>
+      <w:hyperlink r:id="rId49">
+        <w:r>
+          <w:rPr>
+            <w:rStyle w:val="Hyperlink"/>
+          </w:rPr>
+          <w:t xml:space="preserve">Talk:</w:t>
+        </w:r>
+        <w:r>
+          <w:rPr>
+            <w:rStyle w:val="Hyperlink"/>
+          </w:rPr>
+          <w:t xml:space="preserve"> </w:t>
+        </w:r>
+        <w:r>
+          <w:rPr>
+            <w:rStyle w:val="Hyperlink"/>
+          </w:rPr>
+          <w:t xml:space="preserve">“</w:t>
+        </w:r>
+        <w:r>
+          <w:rPr>
+            <w:rStyle w:val="Hyperlink"/>
+          </w:rPr>
+          <w:t xml:space="preserve">Accessing large-scale molecular simulations through machine learning</w:t>
+        </w:r>
+        <w:r>
+          <w:rPr>
+            <w:rStyle w:val="Hyperlink"/>
+          </w:rPr>
+          <w:t xml:space="preserve">”</w:t>
+        </w:r>
+      </w:hyperlink>
     </w:p>
     <w:p>
       <w:pPr>
         <w:numPr>
           <w:ilvl w:val="0"/>
-          <w:numId w:val="1018"/>
-        </w:numPr>
-        <w:pStyle w:val="Compact"/>
-      </w:pPr>
-      <w:r>
-        <w:t xml:space="preserve">2021: Attendant at</w:t>
-      </w:r>
-      <w:r>
-        <w:t xml:space="preserve"> </w:t>
-      </w:r>
-      <w:hyperlink r:id="rId52">
+          <w:numId w:val="1019"/>
+        </w:numPr>
+        <w:pStyle w:val="Compact"/>
+      </w:pPr>
+      <w:r>
+        <w:t xml:space="preserve">2023: Participant and Technical staff at</w:t>
+      </w:r>
+      <w:r>
+        <w:t xml:space="preserve"> </w:t>
+      </w:r>
+      <w:hyperlink r:id="rId50">
+        <w:r>
+          <w:rPr>
+            <w:rStyle w:val="Hyperlink"/>
+          </w:rPr>
+          <w:t xml:space="preserve">E\PCOS2023</w:t>
+        </w:r>
+      </w:hyperlink>
+      <w:r>
+        <w:t xml:space="preserve">, Sapienza University of Rome</w:t>
+      </w:r>
+    </w:p>
+    <w:p>
+      <w:pPr>
+        <w:numPr>
+          <w:ilvl w:val="0"/>
+          <w:numId w:val="1019"/>
+        </w:numPr>
+        <w:pStyle w:val="Compact"/>
+      </w:pPr>
+      <w:r>
+        <w:t xml:space="preserve">2022: Participant at</w:t>
+      </w:r>
+      <w:r>
+        <w:t xml:space="preserve"> </w:t>
+      </w:r>
+      <w:hyperlink r:id="rId51">
+        <w:r>
+          <w:rPr>
+            <w:rStyle w:val="Hyperlink"/>
+          </w:rPr>
+          <w:t xml:space="preserve">Workshop</w:t>
+        </w:r>
+        <w:r>
+          <w:rPr>
+            <w:rStyle w:val="Hyperlink"/>
+          </w:rPr>
+          <w:t xml:space="preserve"> </w:t>
+        </w:r>
         <w:r>
           <w:rPr>
             <w:rStyle w:val="Hyperlink"/>
@@ -1600,7 +1493,7 @@
           <w:rPr>
             <w:rStyle w:val="Hyperlink"/>
           </w:rPr>
-          <w:t xml:space="preserve">XXVII INC Summer School: Ultrastable Glasses - New perspectives for an old problem</w:t>
+          <w:t xml:space="preserve">From Water to Colloidal Water - Celebrating the contributions of Francesco Sciortino to Soft Matter</w:t>
         </w:r>
         <w:r>
           <w:rPr>
@@ -1610,22 +1503,7 @@
         </w:r>
       </w:hyperlink>
       <w:r>
-        <w:t xml:space="preserve">, organized by Instituto Nicolás Cabrera, Universidad Autónoma de Madrid, in</w:t>
-      </w:r>
-      <w:r>
-        <w:t xml:space="preserve"> </w:t>
-      </w:r>
-      <w:r>
-        <w:t xml:space="preserve">“</w:t>
-      </w:r>
-      <w:r>
-        <w:t xml:space="preserve">La Cristalera</w:t>
-      </w:r>
-      <w:r>
-        <w:t xml:space="preserve">”</w:t>
-      </w:r>
-      <w:r>
-        <w:t xml:space="preserve">, Miraflores de la Sierra, Madrid, Spain</w:t>
+        <w:t xml:space="preserve">, Sapienza University of Rome</w:t>
       </w:r>
     </w:p>
     <w:p>
@@ -1637,24 +1515,24 @@
         <w:pStyle w:val="Compact"/>
       </w:pPr>
       <w:r>
-        <w:t xml:space="preserve">Topics: Frontiers of the experimental and theoretical/computational research on ultrastable structural glasses</w:t>
+        <w:t xml:space="preserve">Topics: a) Anomalous properties of Water and amorphous ices; b) Self-assembly and DNA nanotechnology; c) Computational methods and Machine Learning for Soft Matter; d) Glasses and disordered systems; e) Soft Matter of colloids and polymers</w:t>
       </w:r>
     </w:p>
     <w:p>
       <w:pPr>
         <w:numPr>
           <w:ilvl w:val="0"/>
-          <w:numId w:val="1018"/>
-        </w:numPr>
-        <w:pStyle w:val="Compact"/>
-      </w:pPr>
-      <w:r>
-        <w:t xml:space="preserve">2020: Attendant at</w:t>
-      </w:r>
-      <w:r>
-        <w:t xml:space="preserve"> </w:t>
-      </w:r>
-      <w:hyperlink r:id="rId53">
+          <w:numId w:val="1019"/>
+        </w:numPr>
+        <w:pStyle w:val="Compact"/>
+      </w:pPr>
+      <w:r>
+        <w:t xml:space="preserve">2021: Participant at</w:t>
+      </w:r>
+      <w:r>
+        <w:t xml:space="preserve"> </w:t>
+      </w:r>
+      <w:hyperlink r:id="rId52">
         <w:r>
           <w:rPr>
             <w:rStyle w:val="Hyperlink"/>
@@ -1665,7 +1543,7 @@
           <w:rPr>
             <w:rStyle w:val="Hyperlink"/>
           </w:rPr>
-          <w:t xml:space="preserve">Summer School: Physics of Life</w:t>
+          <w:t xml:space="preserve">XXVII INC Summer School: Ultrastable Glasses - New perspectives for an old problem</w:t>
         </w:r>
         <w:r>
           <w:rPr>
@@ -1675,7 +1553,22 @@
         </w:r>
       </w:hyperlink>
       <w:r>
-        <w:t xml:space="preserve">, organized by the Center for the Physics of Biological Function, Princeton University, online</w:t>
+        <w:t xml:space="preserve">, organized by Instituto Nicolás Cabrera, Universidad Autónoma de Madrid, in</w:t>
+      </w:r>
+      <w:r>
+        <w:t xml:space="preserve"> </w:t>
+      </w:r>
+      <w:r>
+        <w:t xml:space="preserve">“</w:t>
+      </w:r>
+      <w:r>
+        <w:t xml:space="preserve">La Cristalera</w:t>
+      </w:r>
+      <w:r>
+        <w:t xml:space="preserve">”</w:t>
+      </w:r>
+      <w:r>
+        <w:t xml:space="preserve">, Miraflores de la Sierra, Madrid, Spain</w:t>
       </w:r>
     </w:p>
     <w:p>
@@ -1687,6 +1580,56 @@
         <w:pStyle w:val="Compact"/>
       </w:pPr>
       <w:r>
+        <w:t xml:space="preserve">Topics: Frontiers of the experimental and theoretical/computational research on ultrastable structural glasses</w:t>
+      </w:r>
+    </w:p>
+    <w:p>
+      <w:pPr>
+        <w:numPr>
+          <w:ilvl w:val="0"/>
+          <w:numId w:val="1019"/>
+        </w:numPr>
+        <w:pStyle w:val="Compact"/>
+      </w:pPr>
+      <w:r>
+        <w:t xml:space="preserve">2020: Attendant at</w:t>
+      </w:r>
+      <w:r>
+        <w:t xml:space="preserve"> </w:t>
+      </w:r>
+      <w:hyperlink r:id="rId53">
+        <w:r>
+          <w:rPr>
+            <w:rStyle w:val="Hyperlink"/>
+          </w:rPr>
+          <w:t xml:space="preserve">“</w:t>
+        </w:r>
+        <w:r>
+          <w:rPr>
+            <w:rStyle w:val="Hyperlink"/>
+          </w:rPr>
+          <w:t xml:space="preserve">Summer School: Physics of Life</w:t>
+        </w:r>
+        <w:r>
+          <w:rPr>
+            <w:rStyle w:val="Hyperlink"/>
+          </w:rPr>
+          <w:t xml:space="preserve">”</w:t>
+        </w:r>
+      </w:hyperlink>
+      <w:r>
+        <w:t xml:space="preserve">, organized by the Center for the Physics of Biological Function, Princeton University, online</w:t>
+      </w:r>
+    </w:p>
+    <w:p>
+      <w:pPr>
+        <w:numPr>
+          <w:ilvl w:val="1"/>
+          <w:numId w:val="1026"/>
+        </w:numPr>
+        <w:pStyle w:val="Compact"/>
+      </w:pPr>
+      <w:r>
         <w:t xml:space="preserve">Topics: Active research fields in biophysics and physics of biological systems</w:t>
       </w:r>
     </w:p>
@@ -1699,66 +1642,6 @@
         <w:t xml:space="preserve">Scientific communication for a broad audience</w:t>
       </w:r>
       <w:bookmarkEnd w:id="54"/>
-    </w:p>
-    <w:p>
-      <w:pPr>
-        <w:numPr>
-          <w:ilvl w:val="0"/>
-          <w:numId w:val="1026"/>
-        </w:numPr>
-        <w:pStyle w:val="Compact"/>
-      </w:pPr>
-      <w:r>
-        <w:t xml:space="preserve">2025:</w:t>
-      </w:r>
-      <w:r>
-        <w:t xml:space="preserve"> </w:t>
-      </w:r>
-      <w:hyperlink r:id="rId55">
-        <w:r>
-          <w:rPr>
-            <w:rStyle w:val="Hyperlink"/>
-          </w:rPr>
-          <w:t xml:space="preserve">Talk for the book presentation</w:t>
-        </w:r>
-        <w:r>
-          <w:rPr>
-            <w:rStyle w:val="Hyperlink"/>
-          </w:rPr>
-          <w:t xml:space="preserve"> </w:t>
-        </w:r>
-        <w:r>
-          <w:rPr>
-            <w:rStyle w:val="Hyperlink"/>
-          </w:rPr>
-          <w:t xml:space="preserve">“</w:t>
-        </w:r>
-        <w:r>
-          <w:rPr>
-            <w:rStyle w:val="Hyperlink"/>
-          </w:rPr>
-          <w:t xml:space="preserve">L’atomica e le responsabilità della scienza</w:t>
-        </w:r>
-        <w:r>
-          <w:rPr>
-            <w:rStyle w:val="Hyperlink"/>
-          </w:rPr>
-          <w:t xml:space="preserve">”</w:t>
-        </w:r>
-      </w:hyperlink>
-      <w:r>
-        <w:t xml:space="preserve">, organized by L’Asino d’oro Edizioni at Libreria Spazio Sette, Rome.</w:t>
-      </w:r>
-    </w:p>
-    <w:p>
-      <w:pPr>
-        <w:pStyle w:val="Heading2"/>
-      </w:pPr>
-      <w:bookmarkStart w:id="56" w:name="volunteering"/>
-      <w:r>
-        <w:t xml:space="preserve">Volunteering</w:t>
-      </w:r>
-      <w:bookmarkEnd w:id="56"/>
     </w:p>
     <w:p>
       <w:pPr>
@@ -1766,14 +1649,27 @@
           <w:ilvl w:val="0"/>
           <w:numId w:val="1027"/>
         </w:numPr>
-      </w:pPr>
-      <w:r>
-        <w:t xml:space="preserve">2019: Co-founder of</w:t>
-      </w:r>
-      <w:r>
-        <w:t xml:space="preserve"> </w:t>
-      </w:r>
-      <w:hyperlink r:id="rId57">
+        <w:pStyle w:val="Compact"/>
+      </w:pPr>
+      <w:r>
+        <w:t xml:space="preserve">2025:</w:t>
+      </w:r>
+      <w:r>
+        <w:t xml:space="preserve"> </w:t>
+      </w:r>
+      <w:hyperlink r:id="rId55">
+        <w:r>
+          <w:rPr>
+            <w:rStyle w:val="Hyperlink"/>
+          </w:rPr>
+          <w:t xml:space="preserve">Talk for the book presentation</w:t>
+        </w:r>
+        <w:r>
+          <w:rPr>
+            <w:rStyle w:val="Hyperlink"/>
+          </w:rPr>
+          <w:t xml:space="preserve"> </w:t>
+        </w:r>
         <w:r>
           <w:rPr>
             <w:rStyle w:val="Hyperlink"/>
@@ -1784,7 +1680,7 @@
           <w:rPr>
             <w:rStyle w:val="Hyperlink"/>
           </w:rPr>
-          <w:t xml:space="preserve">STudy to transfORM</w:t>
+          <w:t xml:space="preserve">L’atomica e le responsabilità della scienza</w:t>
         </w:r>
         <w:r>
           <w:rPr>
@@ -1792,72 +1688,20 @@
           </w:rPr>
           <w:t xml:space="preserve">”</w:t>
         </w:r>
-        <w:r>
-          <w:rPr>
-            <w:rStyle w:val="Hyperlink"/>
-          </w:rPr>
-          <w:t xml:space="preserve"> </w:t>
-        </w:r>
-        <w:r>
-          <w:rPr>
-            <w:rStyle w:val="Hyperlink"/>
-          </w:rPr>
-          <w:t xml:space="preserve">(ST.ORM)</w:t>
-        </w:r>
       </w:hyperlink>
       <w:r>
-        <w:t xml:space="preserve">, a nonprofit organization whose educational projects currently span across Italy, Kenya and Tanzania. I was active as the Treasurer for the first year.</w:t>
-      </w:r>
-    </w:p>
-    <w:p>
-      <w:pPr>
-        <w:numPr>
-          <w:ilvl w:val="0"/>
-          <w:numId w:val="1027"/>
-        </w:numPr>
-      </w:pPr>
-      <w:r>
-        <w:t xml:space="preserve">2019: For about one year, I taught math and sciences to refugees within the activities of the non-profit organization</w:t>
-      </w:r>
-      <w:r>
-        <w:t xml:space="preserve"> </w:t>
-      </w:r>
-      <w:hyperlink r:id="rId58">
-        <w:r>
-          <w:rPr>
-            <w:rStyle w:val="Hyperlink"/>
-          </w:rPr>
-          <w:t xml:space="preserve">“</w:t>
-        </w:r>
-        <w:r>
-          <w:rPr>
-            <w:rStyle w:val="Hyperlink"/>
-          </w:rPr>
-          <w:t xml:space="preserve">Baobab Experience</w:t>
-        </w:r>
-        <w:r>
-          <w:rPr>
-            <w:rStyle w:val="Hyperlink"/>
-          </w:rPr>
-          <w:t xml:space="preserve">”</w:t>
-        </w:r>
-      </w:hyperlink>
-      <w:r>
-        <w:t xml:space="preserve"> </w:t>
-      </w:r>
-      <w:r>
-        <w:t xml:space="preserve">in Rome.</w:t>
+        <w:t xml:space="preserve">, organized by L’Asino d’oro Edizioni at Libreria Spazio Sette, Rome.</w:t>
       </w:r>
     </w:p>
     <w:p>
       <w:pPr>
         <w:pStyle w:val="Heading2"/>
       </w:pPr>
-      <w:bookmarkStart w:id="59" w:name="personal-skills"/>
-      <w:r>
-        <w:t xml:space="preserve">Personal skills</w:t>
-      </w:r>
-      <w:bookmarkEnd w:id="59"/>
+      <w:bookmarkStart w:id="56" w:name="volunteering"/>
+      <w:r>
+        <w:t xml:space="preserve">Volunteering</w:t>
+      </w:r>
+      <w:bookmarkEnd w:id="56"/>
     </w:p>
     <w:p>
       <w:pPr>
@@ -1865,10 +1709,47 @@
           <w:ilvl w:val="0"/>
           <w:numId w:val="1028"/>
         </w:numPr>
-        <w:pStyle w:val="Compact"/>
-      </w:pPr>
-      <w:r>
-        <w:t xml:space="preserve">Language: Italian (native), English (B2), Spanish (A2)</w:t>
+      </w:pPr>
+      <w:r>
+        <w:t xml:space="preserve">2019: Co-founder of</w:t>
+      </w:r>
+      <w:r>
+        <w:t xml:space="preserve"> </w:t>
+      </w:r>
+      <w:hyperlink r:id="rId57">
+        <w:r>
+          <w:rPr>
+            <w:rStyle w:val="Hyperlink"/>
+          </w:rPr>
+          <w:t xml:space="preserve">“</w:t>
+        </w:r>
+        <w:r>
+          <w:rPr>
+            <w:rStyle w:val="Hyperlink"/>
+          </w:rPr>
+          <w:t xml:space="preserve">STudy to transfORM</w:t>
+        </w:r>
+        <w:r>
+          <w:rPr>
+            <w:rStyle w:val="Hyperlink"/>
+          </w:rPr>
+          <w:t xml:space="preserve">”</w:t>
+        </w:r>
+        <w:r>
+          <w:rPr>
+            <w:rStyle w:val="Hyperlink"/>
+          </w:rPr>
+          <w:t xml:space="preserve"> </w:t>
+        </w:r>
+        <w:r>
+          <w:rPr>
+            <w:rStyle w:val="Hyperlink"/>
+          </w:rPr>
+          <w:t xml:space="preserve">(ST.ORM)</w:t>
+        </w:r>
+      </w:hyperlink>
+      <w:r>
+        <w:t xml:space="preserve">, a nonprofit organization whose educational projects currently span across Italy, Kenya and Tanzania. I was active as the Treasurer for the first year.</w:t>
       </w:r>
     </w:p>
     <w:p>
@@ -1876,6 +1757,68 @@
         <w:numPr>
           <w:ilvl w:val="0"/>
           <w:numId w:val="1028"/>
+        </w:numPr>
+      </w:pPr>
+      <w:r>
+        <w:t xml:space="preserve">2019: For about one year, I taught math and sciences to refugees within the activities of the non-profit organization</w:t>
+      </w:r>
+      <w:r>
+        <w:t xml:space="preserve"> </w:t>
+      </w:r>
+      <w:hyperlink r:id="rId58">
+        <w:r>
+          <w:rPr>
+            <w:rStyle w:val="Hyperlink"/>
+          </w:rPr>
+          <w:t xml:space="preserve">“</w:t>
+        </w:r>
+        <w:r>
+          <w:rPr>
+            <w:rStyle w:val="Hyperlink"/>
+          </w:rPr>
+          <w:t xml:space="preserve">Baobab Experience</w:t>
+        </w:r>
+        <w:r>
+          <w:rPr>
+            <w:rStyle w:val="Hyperlink"/>
+          </w:rPr>
+          <w:t xml:space="preserve">”</w:t>
+        </w:r>
+      </w:hyperlink>
+      <w:r>
+        <w:t xml:space="preserve"> </w:t>
+      </w:r>
+      <w:r>
+        <w:t xml:space="preserve">in Rome.</w:t>
+      </w:r>
+    </w:p>
+    <w:p>
+      <w:pPr>
+        <w:pStyle w:val="Heading2"/>
+      </w:pPr>
+      <w:bookmarkStart w:id="59" w:name="personal-skills"/>
+      <w:r>
+        <w:t xml:space="preserve">Personal skills</w:t>
+      </w:r>
+      <w:bookmarkEnd w:id="59"/>
+    </w:p>
+    <w:p>
+      <w:pPr>
+        <w:numPr>
+          <w:ilvl w:val="0"/>
+          <w:numId w:val="1029"/>
+        </w:numPr>
+        <w:pStyle w:val="Compact"/>
+      </w:pPr>
+      <w:r>
+        <w:t xml:space="preserve">Language: Italian (native), English (B2), Spanish (A2)</w:t>
+      </w:r>
+    </w:p>
+    <w:p>
+      <w:pPr>
+        <w:numPr>
+          <w:ilvl w:val="0"/>
+          <w:numId w:val="1029"/>
         </w:numPr>
         <w:pStyle w:val="Compact"/>
       </w:pPr>
@@ -2244,6 +2187,21 @@
     <w:abstractNumId w:val="991"/>
   </w:num>
   <w:num w:numId="1004">
+    <w:abstractNumId w:val="991"/>
+  </w:num>
+  <w:num w:numId="1005">
+    <w:abstractNumId w:val="991"/>
+  </w:num>
+  <w:num w:numId="1006">
+    <w:abstractNumId w:val="991"/>
+  </w:num>
+  <w:num w:numId="1007">
+    <w:abstractNumId w:val="991"/>
+  </w:num>
+  <w:num w:numId="1008">
+    <w:abstractNumId w:val="991"/>
+  </w:num>
+  <w:num w:numId="1009">
     <w:abstractNumId w:val="99411"/>
     <w:lvlOverride w:ilvl="0">
       <w:startOverride w:val="1"/>
@@ -2272,21 +2230,6 @@
     <w:lvlOverride w:ilvl="8">
       <w:startOverride w:val="1"/>
     </w:lvlOverride>
-  </w:num>
-  <w:num w:numId="1005">
-    <w:abstractNumId w:val="991"/>
-  </w:num>
-  <w:num w:numId="1006">
-    <w:abstractNumId w:val="991"/>
-  </w:num>
-  <w:num w:numId="1007">
-    <w:abstractNumId w:val="991"/>
-  </w:num>
-  <w:num w:numId="1008">
-    <w:abstractNumId w:val="991"/>
-  </w:num>
-  <w:num w:numId="1009">
-    <w:abstractNumId w:val="991"/>
   </w:num>
   <w:num w:numId="1010">
     <w:abstractNumId w:val="991"/>
@@ -2343,6 +2286,9 @@
     <w:abstractNumId w:val="991"/>
   </w:num>
   <w:num w:numId="1028">
+    <w:abstractNumId w:val="991"/>
+  </w:num>
+  <w:num w:numId="1029">
     <w:abstractNumId w:val="991"/>
   </w:num>
 </w:numbering>

--- a/output/resume-.docx
+++ b/output/resume-.docx
@@ -204,7 +204,7 @@
         </w:r>
       </w:hyperlink>
       <w:r>
-        <w:t xml:space="preserve">, supervised by Prof. R. Mazzarello and Prof. L. Boeri</w:t>
+        <w:t xml:space="preserve">, supervised by Prof. Riccardo Mazzarello and Prof. Lilia Boeri</w:t>
       </w:r>
     </w:p>
     <w:p>
@@ -1173,6 +1173,16 @@
     </w:p>
     <w:p>
       <w:pPr>
+        <w:pStyle w:val="Heading3"/>
+      </w:pPr>
+      <w:bookmarkStart w:id="45" w:name="contributions"/>
+      <w:r>
+        <w:t xml:space="preserve">Contributions</w:t>
+      </w:r>
+      <w:bookmarkEnd w:id="45"/>
+    </w:p>
+    <w:p>
+      <w:pPr>
         <w:numPr>
           <w:ilvl w:val="0"/>
           <w:numId w:val="1019"/>
@@ -1180,12 +1190,12 @@
         <w:pStyle w:val="Compact"/>
       </w:pPr>
       <w:r>
-        <w:t xml:space="preserve">2024: Participant at</w:t>
-      </w:r>
-      <w:r>
-        <w:t xml:space="preserve"> </w:t>
-      </w:r>
-      <w:hyperlink r:id="rId45">
+        <w:t xml:space="preserve">2024: Poster presentation at</w:t>
+      </w:r>
+      <w:r>
+        <w:t xml:space="preserve"> </w:t>
+      </w:r>
+      <w:hyperlink r:id="rId46">
         <w:r>
           <w:rPr>
             <w:rStyle w:val="Hyperlink"/>
@@ -1196,7 +1206,19 @@
           <w:rPr>
             <w:rStyle w:val="Hyperlink"/>
           </w:rPr>
-          <w:t xml:space="preserve">European Phase-Change and Ovonics Symposium</w:t>
+          <w:t xml:space="preserve">CMT@BRIXEN ‘24: The Meeting of the Condensed Matter Theory Italian</w:t>
+        </w:r>
+        <w:r>
+          <w:rPr>
+            <w:rStyle w:val="Hyperlink"/>
+          </w:rPr>
+          <w:t xml:space="preserve"> </w:t>
+        </w:r>
+        <w:r>
+          <w:rPr>
+            <w:rStyle w:val="Hyperlink"/>
+          </w:rPr>
+          <w:t xml:space="preserve">Community</w:t>
         </w:r>
         <w:r>
           <w:rPr>
@@ -1204,21 +1226,9 @@
           </w:rPr>
           <w:t xml:space="preserve">”</w:t>
         </w:r>
-        <w:r>
-          <w:rPr>
-            <w:rStyle w:val="Hyperlink"/>
-          </w:rPr>
-          <w:t xml:space="preserve"> </w:t>
-        </w:r>
-        <w:r>
-          <w:rPr>
-            <w:rStyle w:val="Hyperlink"/>
-          </w:rPr>
-          <w:t xml:space="preserve">(E\PCOS2024)</w:t>
-        </w:r>
       </w:hyperlink>
       <w:r>
-        <w:t xml:space="preserve">, Leibniz Institute of Surface Engineering (IOM), Leipzig, Germany</w:t>
+        <w:t xml:space="preserve">, Brixen, Italy.</w:t>
       </w:r>
     </w:p>
     <w:p>
@@ -1229,15 +1239,14 @@
         </w:numPr>
         <w:pStyle w:val="Compact"/>
       </w:pPr>
-      <w:r>
-        <w:t xml:space="preserve">Topics: Experimental and theoretical/computational advances in Phase-Change materials</w:t>
-      </w:r>
-      <w:r>
-        <w:t xml:space="preserve"> </w:t>
-      </w:r>
-      <w:r>
-        <w:t xml:space="preserve">and Ovonic materials</w:t>
-      </w:r>
+      <w:hyperlink r:id="rId47">
+        <w:r>
+          <w:rPr>
+            <w:rStyle w:val="Hyperlink"/>
+          </w:rPr>
+          <w:t xml:space="preserve">Poster: Ab initio study of supercooled antimony alloys through a machine learning interatomic potential</w:t>
+        </w:r>
+      </w:hyperlink>
     </w:p>
     <w:p>
       <w:pPr>
@@ -1248,45 +1257,22 @@
         <w:pStyle w:val="Compact"/>
       </w:pPr>
       <w:r>
-        <w:t xml:space="preserve">2024: Poster presentation at</w:t>
-      </w:r>
-      <w:r>
-        <w:t xml:space="preserve"> </w:t>
-      </w:r>
-      <w:hyperlink r:id="rId46">
-        <w:r>
-          <w:rPr>
-            <w:rStyle w:val="Hyperlink"/>
-          </w:rPr>
-          <w:t xml:space="preserve">“</w:t>
-        </w:r>
-        <w:r>
-          <w:rPr>
-            <w:rStyle w:val="Hyperlink"/>
-          </w:rPr>
-          <w:t xml:space="preserve">CMT@BRIXEN ‘24: The Meeting of the Condensed Matter Theory Italian</w:t>
-        </w:r>
-        <w:r>
-          <w:rPr>
-            <w:rStyle w:val="Hyperlink"/>
-          </w:rPr>
-          <w:t xml:space="preserve"> </w:t>
-        </w:r>
-        <w:r>
-          <w:rPr>
-            <w:rStyle w:val="Hyperlink"/>
-          </w:rPr>
-          <w:t xml:space="preserve">Community</w:t>
-        </w:r>
-        <w:r>
-          <w:rPr>
-            <w:rStyle w:val="Hyperlink"/>
-          </w:rPr>
-          <w:t xml:space="preserve">”</w:t>
-        </w:r>
-      </w:hyperlink>
-      <w:r>
-        <w:t xml:space="preserve">, Brixen, Italy.</w:t>
+        <w:t xml:space="preserve">2024: 10’ talk at the worskshop</w:t>
+      </w:r>
+      <w:r>
+        <w:t xml:space="preserve"> </w:t>
+      </w:r>
+      <w:r>
+        <w:t xml:space="preserve">“</w:t>
+      </w:r>
+      <w:r>
+        <w:t xml:space="preserve">Multiscale Modeling and Engineering Applications</w:t>
+      </w:r>
+      <w:r>
+        <w:t xml:space="preserve">”</w:t>
+      </w:r>
+      <w:r>
+        <w:t xml:space="preserve">, ICSC - National Research Center in HPC, Big Data and Quantum Computing - Spoke 6, Sapienza University of Rome</w:t>
       </w:r>
     </w:p>
     <w:p>
@@ -1297,14 +1283,41 @@
         </w:numPr>
         <w:pStyle w:val="Compact"/>
       </w:pPr>
-      <w:hyperlink r:id="rId47">
-        <w:r>
-          <w:rPr>
-            <w:rStyle w:val="Hyperlink"/>
-          </w:rPr>
-          <w:t xml:space="preserve">Poster: Ab initio study of supercooled antimony alloys through a machine learning interatomic potential</w:t>
+      <w:hyperlink r:id="rId48">
+        <w:r>
+          <w:rPr>
+            <w:rStyle w:val="Hyperlink"/>
+          </w:rPr>
+          <w:t xml:space="preserve">Talk:</w:t>
+        </w:r>
+        <w:r>
+          <w:rPr>
+            <w:rStyle w:val="Hyperlink"/>
+          </w:rPr>
+          <w:t xml:space="preserve"> </w:t>
+        </w:r>
+        <w:r>
+          <w:rPr>
+            <w:rStyle w:val="Hyperlink"/>
+          </w:rPr>
+          <w:t xml:space="preserve">“</w:t>
+        </w:r>
+        <w:r>
+          <w:rPr>
+            <w:rStyle w:val="Hyperlink"/>
+          </w:rPr>
+          <w:t xml:space="preserve">Neural-network interatomic potential for antimony-based phase-change materials</w:t>
+        </w:r>
+        <w:r>
+          <w:rPr>
+            <w:rStyle w:val="Hyperlink"/>
+          </w:rPr>
+          <w:t xml:space="preserve">”</w:t>
         </w:r>
       </w:hyperlink>
+      <w:r>
+        <w:t xml:space="preserve">, within the Flagship Project FP1 - Advanced Materials and New Devices</w:t>
+      </w:r>
     </w:p>
     <w:p>
       <w:pPr>
@@ -1315,22 +1328,7 @@
         <w:pStyle w:val="Compact"/>
       </w:pPr>
       <w:r>
-        <w:t xml:space="preserve">2024: 10’ talk at the worskshop</w:t>
-      </w:r>
-      <w:r>
-        <w:t xml:space="preserve"> </w:t>
-      </w:r>
-      <w:r>
-        <w:t xml:space="preserve">“</w:t>
-      </w:r>
-      <w:r>
-        <w:t xml:space="preserve">Multiscale Modeling and Engineering Applications</w:t>
-      </w:r>
-      <w:r>
-        <w:t xml:space="preserve">”</w:t>
-      </w:r>
-      <w:r>
-        <w:t xml:space="preserve">, ICSC - National Research Center in HPC, Big Data and Quantum Computing - Spoke 6, Sapienza University of Rome</w:t>
+        <w:t xml:space="preserve">2023: 20’ PhD Journal club seminar of the Physics Department, Sapienza University of Rome</w:t>
       </w:r>
     </w:p>
     <w:p>
@@ -1341,7 +1339,7 @@
         </w:numPr>
         <w:pStyle w:val="Compact"/>
       </w:pPr>
-      <w:hyperlink r:id="rId48">
+      <w:hyperlink r:id="rId49">
         <w:r>
           <w:rPr>
             <w:rStyle w:val="Hyperlink"/>
@@ -1364,7 +1362,7 @@
           <w:rPr>
             <w:rStyle w:val="Hyperlink"/>
           </w:rPr>
-          <w:t xml:space="preserve">Neural-network interatomic potential for antimony-based phase-change materials</w:t>
+          <w:t xml:space="preserve">Accessing large-scale molecular simulations through machine learning</w:t>
         </w:r>
         <w:r>
           <w:rPr>
@@ -1373,36 +1371,49 @@
           <w:t xml:space="preserve">”</w:t>
         </w:r>
       </w:hyperlink>
-      <w:r>
-        <w:t xml:space="preserve">, within the Flagship Project FP1 - Advanced Materials and New Devices</w:t>
-      </w:r>
+    </w:p>
+    <w:p>
+      <w:pPr>
+        <w:pStyle w:val="Heading3"/>
+      </w:pPr>
+      <w:bookmarkStart w:id="50" w:name="participant"/>
+      <w:r>
+        <w:t xml:space="preserve">Participant</w:t>
+      </w:r>
+      <w:bookmarkEnd w:id="50"/>
     </w:p>
     <w:p>
       <w:pPr>
         <w:numPr>
           <w:ilvl w:val="0"/>
-          <w:numId w:val="1019"/>
-        </w:numPr>
-        <w:pStyle w:val="Compact"/>
-      </w:pPr>
-      <w:r>
-        <w:t xml:space="preserve">2023: 20’ PhD Journal club seminar of the Physics Department, Sapienza University of Rome</w:t>
-      </w:r>
-    </w:p>
-    <w:p>
-      <w:pPr>
-        <w:numPr>
-          <w:ilvl w:val="1"/>
           <w:numId w:val="1023"/>
         </w:numPr>
         <w:pStyle w:val="Compact"/>
       </w:pPr>
-      <w:hyperlink r:id="rId49">
-        <w:r>
-          <w:rPr>
-            <w:rStyle w:val="Hyperlink"/>
-          </w:rPr>
-          <w:t xml:space="preserve">Talk:</w:t>
+      <w:r>
+        <w:t xml:space="preserve">2024: Participant at</w:t>
+      </w:r>
+      <w:r>
+        <w:t xml:space="preserve"> </w:t>
+      </w:r>
+      <w:hyperlink r:id="rId51">
+        <w:r>
+          <w:rPr>
+            <w:rStyle w:val="Hyperlink"/>
+          </w:rPr>
+          <w:t xml:space="preserve">“</w:t>
+        </w:r>
+        <w:r>
+          <w:rPr>
+            <w:rStyle w:val="Hyperlink"/>
+          </w:rPr>
+          <w:t xml:space="preserve">European Phase-Change and Ovonics Symposium</w:t>
+        </w:r>
+        <w:r>
+          <w:rPr>
+            <w:rStyle w:val="Hyperlink"/>
+          </w:rPr>
+          <w:t xml:space="preserve">”</w:t>
         </w:r>
         <w:r>
           <w:rPr>
@@ -1414,13 +1425,77 @@
           <w:rPr>
             <w:rStyle w:val="Hyperlink"/>
           </w:rPr>
+          <w:t xml:space="preserve">(E\PCOS2024)</w:t>
+        </w:r>
+      </w:hyperlink>
+      <w:r>
+        <w:t xml:space="preserve">, Leibniz Institute of Surface Engineering (IOM), Leipzig, Germany</w:t>
+      </w:r>
+    </w:p>
+    <w:p>
+      <w:pPr>
+        <w:numPr>
+          <w:ilvl w:val="0"/>
+          <w:numId w:val="1023"/>
+        </w:numPr>
+        <w:pStyle w:val="Compact"/>
+      </w:pPr>
+      <w:r>
+        <w:t xml:space="preserve">2023: Participant and Technical staff at</w:t>
+      </w:r>
+      <w:r>
+        <w:t xml:space="preserve"> </w:t>
+      </w:r>
+      <w:hyperlink r:id="rId52">
+        <w:r>
+          <w:rPr>
+            <w:rStyle w:val="Hyperlink"/>
+          </w:rPr>
+          <w:t xml:space="preserve">E\PCOS2023</w:t>
+        </w:r>
+      </w:hyperlink>
+      <w:r>
+        <w:t xml:space="preserve">, Sapienza University of Rome</w:t>
+      </w:r>
+    </w:p>
+    <w:p>
+      <w:pPr>
+        <w:numPr>
+          <w:ilvl w:val="0"/>
+          <w:numId w:val="1023"/>
+        </w:numPr>
+        <w:pStyle w:val="Compact"/>
+      </w:pPr>
+      <w:r>
+        <w:t xml:space="preserve">2022: Participant at</w:t>
+      </w:r>
+      <w:r>
+        <w:t xml:space="preserve"> </w:t>
+      </w:r>
+      <w:hyperlink r:id="rId53">
+        <w:r>
+          <w:rPr>
+            <w:rStyle w:val="Hyperlink"/>
+          </w:rPr>
+          <w:t xml:space="preserve">Workshop</w:t>
+        </w:r>
+        <w:r>
+          <w:rPr>
+            <w:rStyle w:val="Hyperlink"/>
+          </w:rPr>
+          <w:t xml:space="preserve"> </w:t>
+        </w:r>
+        <w:r>
+          <w:rPr>
+            <w:rStyle w:val="Hyperlink"/>
+          </w:rPr>
           <w:t xml:space="preserve">“</w:t>
         </w:r>
         <w:r>
           <w:rPr>
             <w:rStyle w:val="Hyperlink"/>
           </w:rPr>
-          <w:t xml:space="preserve">Accessing large-scale molecular simulations through machine learning</w:t>
+          <w:t xml:space="preserve">From Water to Colloidal Water - Celebrating the contributions of Francesco Sciortino to Soft Matter</w:t>
         </w:r>
         <w:r>
           <w:rPr>
@@ -1429,53 +1504,131 @@
           <w:t xml:space="preserve">”</w:t>
         </w:r>
       </w:hyperlink>
+      <w:r>
+        <w:t xml:space="preserve">, Sapienza University of Rome</w:t>
+      </w:r>
     </w:p>
     <w:p>
       <w:pPr>
         <w:numPr>
           <w:ilvl w:val="0"/>
-          <w:numId w:val="1019"/>
-        </w:numPr>
-        <w:pStyle w:val="Compact"/>
-      </w:pPr>
-      <w:r>
-        <w:t xml:space="preserve">2023: Participant and Technical staff at</w:t>
-      </w:r>
-      <w:r>
-        <w:t xml:space="preserve"> </w:t>
-      </w:r>
-      <w:hyperlink r:id="rId50">
-        <w:r>
-          <w:rPr>
-            <w:rStyle w:val="Hyperlink"/>
-          </w:rPr>
-          <w:t xml:space="preserve">E\PCOS2023</w:t>
+          <w:numId w:val="1023"/>
+        </w:numPr>
+        <w:pStyle w:val="Compact"/>
+      </w:pPr>
+      <w:r>
+        <w:t xml:space="preserve">2021: Participant at</w:t>
+      </w:r>
+      <w:r>
+        <w:t xml:space="preserve"> </w:t>
+      </w:r>
+      <w:hyperlink r:id="rId54">
+        <w:r>
+          <w:rPr>
+            <w:rStyle w:val="Hyperlink"/>
+          </w:rPr>
+          <w:t xml:space="preserve">“</w:t>
+        </w:r>
+        <w:r>
+          <w:rPr>
+            <w:rStyle w:val="Hyperlink"/>
+          </w:rPr>
+          <w:t xml:space="preserve">XXVII INC Summer School: Ultrastable Glasses - New perspectives for an old problem</w:t>
+        </w:r>
+        <w:r>
+          <w:rPr>
+            <w:rStyle w:val="Hyperlink"/>
+          </w:rPr>
+          <w:t xml:space="preserve">”</w:t>
         </w:r>
       </w:hyperlink>
       <w:r>
-        <w:t xml:space="preserve">, Sapienza University of Rome</w:t>
+        <w:t xml:space="preserve">, organized by Instituto Nicolás Cabrera, Universidad Autónoma de Madrid, in</w:t>
+      </w:r>
+      <w:r>
+        <w:t xml:space="preserve"> </w:t>
+      </w:r>
+      <w:r>
+        <w:t xml:space="preserve">“</w:t>
+      </w:r>
+      <w:r>
+        <w:t xml:space="preserve">La Cristalera</w:t>
+      </w:r>
+      <w:r>
+        <w:t xml:space="preserve">”</w:t>
+      </w:r>
+      <w:r>
+        <w:t xml:space="preserve">, Miraflores de la Sierra, Madrid, Spain</w:t>
       </w:r>
     </w:p>
     <w:p>
       <w:pPr>
         <w:numPr>
           <w:ilvl w:val="0"/>
-          <w:numId w:val="1019"/>
-        </w:numPr>
-        <w:pStyle w:val="Compact"/>
-      </w:pPr>
-      <w:r>
-        <w:t xml:space="preserve">2022: Participant at</w:t>
-      </w:r>
-      <w:r>
-        <w:t xml:space="preserve"> </w:t>
-      </w:r>
-      <w:hyperlink r:id="rId51">
-        <w:r>
-          <w:rPr>
-            <w:rStyle w:val="Hyperlink"/>
-          </w:rPr>
-          <w:t xml:space="preserve">Workshop</w:t>
+          <w:numId w:val="1023"/>
+        </w:numPr>
+        <w:pStyle w:val="Compact"/>
+      </w:pPr>
+      <w:r>
+        <w:t xml:space="preserve">2020: Participant at</w:t>
+      </w:r>
+      <w:r>
+        <w:t xml:space="preserve"> </w:t>
+      </w:r>
+      <w:hyperlink r:id="rId55">
+        <w:r>
+          <w:rPr>
+            <w:rStyle w:val="Hyperlink"/>
+          </w:rPr>
+          <w:t xml:space="preserve">“</w:t>
+        </w:r>
+        <w:r>
+          <w:rPr>
+            <w:rStyle w:val="Hyperlink"/>
+          </w:rPr>
+          <w:t xml:space="preserve">Summer School: Physics of Life</w:t>
+        </w:r>
+        <w:r>
+          <w:rPr>
+            <w:rStyle w:val="Hyperlink"/>
+          </w:rPr>
+          <w:t xml:space="preserve">”</w:t>
+        </w:r>
+      </w:hyperlink>
+      <w:r>
+        <w:t xml:space="preserve">, organized by the Center for the Physics of Biological Function, Princeton University, online</w:t>
+      </w:r>
+    </w:p>
+    <w:p>
+      <w:pPr>
+        <w:pStyle w:val="Heading2"/>
+      </w:pPr>
+      <w:bookmarkStart w:id="56" w:name="X0f5724b02e0648b00ddc12123cdb0478c7cd7f1"/>
+      <w:r>
+        <w:t xml:space="preserve">Scientific communication for a broad audience</w:t>
+      </w:r>
+      <w:bookmarkEnd w:id="56"/>
+    </w:p>
+    <w:p>
+      <w:pPr>
+        <w:numPr>
+          <w:ilvl w:val="0"/>
+          <w:numId w:val="1024"/>
+        </w:numPr>
+        <w:pStyle w:val="Compact"/>
+      </w:pPr>
+      <w:r>
+        <w:t xml:space="preserve">2025:</w:t>
+      </w:r>
+      <w:r>
+        <w:t xml:space="preserve"> </w:t>
+      </w:r>
+      <w:hyperlink r:id="rId57">
+        <w:r>
+          <w:rPr>
+            <w:rStyle w:val="Hyperlink"/>
+          </w:rPr>
+          <w:t xml:space="preserve">Talk for the book presentation</w:t>
         </w:r>
         <w:r>
           <w:rPr>
@@ -1493,7 +1646,7 @@
           <w:rPr>
             <w:rStyle w:val="Hyperlink"/>
           </w:rPr>
-          <w:t xml:space="preserve">From Water to Colloidal Water - Celebrating the contributions of Francesco Sciortino to Soft Matter</w:t>
+          <w:t xml:space="preserve">L’atomica e le responsabilità della scienza</w:t>
         </w:r>
         <w:r>
           <w:rPr>
@@ -1503,36 +1656,33 @@
         </w:r>
       </w:hyperlink>
       <w:r>
-        <w:t xml:space="preserve">, Sapienza University of Rome</w:t>
-      </w:r>
-    </w:p>
-    <w:p>
-      <w:pPr>
-        <w:numPr>
-          <w:ilvl w:val="1"/>
-          <w:numId w:val="1024"/>
-        </w:numPr>
-        <w:pStyle w:val="Compact"/>
-      </w:pPr>
-      <w:r>
-        <w:t xml:space="preserve">Topics: a) Anomalous properties of Water and amorphous ices; b) Self-assembly and DNA nanotechnology; c) Computational methods and Machine Learning for Soft Matter; d) Glasses and disordered systems; e) Soft Matter of colloids and polymers</w:t>
-      </w:r>
+        <w:t xml:space="preserve">, organized by L’Asino d’oro Edizioni at Libreria Spazio Sette, Rome.</w:t>
+      </w:r>
+    </w:p>
+    <w:p>
+      <w:pPr>
+        <w:pStyle w:val="Heading2"/>
+      </w:pPr>
+      <w:bookmarkStart w:id="58" w:name="volunteering"/>
+      <w:r>
+        <w:t xml:space="preserve">Volunteering</w:t>
+      </w:r>
+      <w:bookmarkEnd w:id="58"/>
     </w:p>
     <w:p>
       <w:pPr>
         <w:numPr>
           <w:ilvl w:val="0"/>
-          <w:numId w:val="1019"/>
-        </w:numPr>
-        <w:pStyle w:val="Compact"/>
-      </w:pPr>
-      <w:r>
-        <w:t xml:space="preserve">2021: Participant at</w:t>
-      </w:r>
-      <w:r>
-        <w:t xml:space="preserve"> </w:t>
-      </w:r>
-      <w:hyperlink r:id="rId52">
+          <w:numId w:val="1025"/>
+        </w:numPr>
+      </w:pPr>
+      <w:r>
+        <w:t xml:space="preserve">2019: Co-founder of</w:t>
+      </w:r>
+      <w:r>
+        <w:t xml:space="preserve"> </w:t>
+      </w:r>
+      <w:hyperlink r:id="rId59">
         <w:r>
           <w:rPr>
             <w:rStyle w:val="Hyperlink"/>
@@ -1543,7 +1693,7 @@
           <w:rPr>
             <w:rStyle w:val="Hyperlink"/>
           </w:rPr>
-          <w:t xml:space="preserve">XXVII INC Summer School: Ultrastable Glasses - New perspectives for an old problem</w:t>
+          <w:t xml:space="preserve">STudy to transfORM</w:t>
         </w:r>
         <w:r>
           <w:rPr>
@@ -1551,274 +1701,90 @@
           </w:rPr>
           <w:t xml:space="preserve">”</w:t>
         </w:r>
+        <w:r>
+          <w:rPr>
+            <w:rStyle w:val="Hyperlink"/>
+          </w:rPr>
+          <w:t xml:space="preserve"> </w:t>
+        </w:r>
+        <w:r>
+          <w:rPr>
+            <w:rStyle w:val="Hyperlink"/>
+          </w:rPr>
+          <w:t xml:space="preserve">(ST.ORM)</w:t>
+        </w:r>
       </w:hyperlink>
       <w:r>
-        <w:t xml:space="preserve">, organized by Instituto Nicolás Cabrera, Universidad Autónoma de Madrid, in</w:t>
-      </w:r>
-      <w:r>
-        <w:t xml:space="preserve"> </w:t>
-      </w:r>
-      <w:r>
-        <w:t xml:space="preserve">“</w:t>
-      </w:r>
-      <w:r>
-        <w:t xml:space="preserve">La Cristalera</w:t>
-      </w:r>
-      <w:r>
-        <w:t xml:space="preserve">”</w:t>
-      </w:r>
-      <w:r>
-        <w:t xml:space="preserve">, Miraflores de la Sierra, Madrid, Spain</w:t>
-      </w:r>
-    </w:p>
-    <w:p>
-      <w:pPr>
-        <w:numPr>
-          <w:ilvl w:val="1"/>
+        <w:t xml:space="preserve">, a nonprofit organization whose educational projects currently span across Italy, Kenya and Tanzania. I was active as the Treasurer for the first year.</w:t>
+      </w:r>
+    </w:p>
+    <w:p>
+      <w:pPr>
+        <w:numPr>
+          <w:ilvl w:val="0"/>
           <w:numId w:val="1025"/>
         </w:numPr>
-        <w:pStyle w:val="Compact"/>
-      </w:pPr>
-      <w:r>
-        <w:t xml:space="preserve">Topics: Frontiers of the experimental and theoretical/computational research on ultrastable structural glasses</w:t>
-      </w:r>
+      </w:pPr>
+      <w:r>
+        <w:t xml:space="preserve">2019: For about one year, I taught math and sciences to refugees within the activities of the non-profit organization</w:t>
+      </w:r>
+      <w:r>
+        <w:t xml:space="preserve"> </w:t>
+      </w:r>
+      <w:hyperlink r:id="rId60">
+        <w:r>
+          <w:rPr>
+            <w:rStyle w:val="Hyperlink"/>
+          </w:rPr>
+          <w:t xml:space="preserve">“</w:t>
+        </w:r>
+        <w:r>
+          <w:rPr>
+            <w:rStyle w:val="Hyperlink"/>
+          </w:rPr>
+          <w:t xml:space="preserve">Baobab Experience</w:t>
+        </w:r>
+        <w:r>
+          <w:rPr>
+            <w:rStyle w:val="Hyperlink"/>
+          </w:rPr>
+          <w:t xml:space="preserve">”</w:t>
+        </w:r>
+      </w:hyperlink>
+      <w:r>
+        <w:t xml:space="preserve"> </w:t>
+      </w:r>
+      <w:r>
+        <w:t xml:space="preserve">in Rome.</w:t>
+      </w:r>
+    </w:p>
+    <w:p>
+      <w:pPr>
+        <w:pStyle w:val="Heading2"/>
+      </w:pPr>
+      <w:bookmarkStart w:id="61" w:name="personal-skills"/>
+      <w:r>
+        <w:t xml:space="preserve">Personal skills</w:t>
+      </w:r>
+      <w:bookmarkEnd w:id="61"/>
     </w:p>
     <w:p>
       <w:pPr>
         <w:numPr>
           <w:ilvl w:val="0"/>
-          <w:numId w:val="1019"/>
-        </w:numPr>
-        <w:pStyle w:val="Compact"/>
-      </w:pPr>
-      <w:r>
-        <w:t xml:space="preserve">2020: Attendant at</w:t>
-      </w:r>
-      <w:r>
-        <w:t xml:space="preserve"> </w:t>
-      </w:r>
-      <w:hyperlink r:id="rId53">
-        <w:r>
-          <w:rPr>
-            <w:rStyle w:val="Hyperlink"/>
-          </w:rPr>
-          <w:t xml:space="preserve">“</w:t>
-        </w:r>
-        <w:r>
-          <w:rPr>
-            <w:rStyle w:val="Hyperlink"/>
-          </w:rPr>
-          <w:t xml:space="preserve">Summer School: Physics of Life</w:t>
-        </w:r>
-        <w:r>
-          <w:rPr>
-            <w:rStyle w:val="Hyperlink"/>
-          </w:rPr>
-          <w:t xml:space="preserve">”</w:t>
-        </w:r>
-      </w:hyperlink>
-      <w:r>
-        <w:t xml:space="preserve">, organized by the Center for the Physics of Biological Function, Princeton University, online</w:t>
-      </w:r>
-    </w:p>
-    <w:p>
-      <w:pPr>
-        <w:numPr>
-          <w:ilvl w:val="1"/>
           <w:numId w:val="1026"/>
         </w:numPr>
         <w:pStyle w:val="Compact"/>
       </w:pPr>
       <w:r>
-        <w:t xml:space="preserve">Topics: Active research fields in biophysics and physics of biological systems</w:t>
-      </w:r>
-    </w:p>
-    <w:p>
-      <w:pPr>
-        <w:pStyle w:val="Heading2"/>
-      </w:pPr>
-      <w:bookmarkStart w:id="54" w:name="X0f5724b02e0648b00ddc12123cdb0478c7cd7f1"/>
-      <w:r>
-        <w:t xml:space="preserve">Scientific communication for a broad audience</w:t>
-      </w:r>
-      <w:bookmarkEnd w:id="54"/>
+        <w:t xml:space="preserve">Language: Italian (native), English (B2), Spanish (A2)</w:t>
+      </w:r>
     </w:p>
     <w:p>
       <w:pPr>
         <w:numPr>
           <w:ilvl w:val="0"/>
-          <w:numId w:val="1027"/>
-        </w:numPr>
-        <w:pStyle w:val="Compact"/>
-      </w:pPr>
-      <w:r>
-        <w:t xml:space="preserve">2025:</w:t>
-      </w:r>
-      <w:r>
-        <w:t xml:space="preserve"> </w:t>
-      </w:r>
-      <w:hyperlink r:id="rId55">
-        <w:r>
-          <w:rPr>
-            <w:rStyle w:val="Hyperlink"/>
-          </w:rPr>
-          <w:t xml:space="preserve">Talk for the book presentation</w:t>
-        </w:r>
-        <w:r>
-          <w:rPr>
-            <w:rStyle w:val="Hyperlink"/>
-          </w:rPr>
-          <w:t xml:space="preserve"> </w:t>
-        </w:r>
-        <w:r>
-          <w:rPr>
-            <w:rStyle w:val="Hyperlink"/>
-          </w:rPr>
-          <w:t xml:space="preserve">“</w:t>
-        </w:r>
-        <w:r>
-          <w:rPr>
-            <w:rStyle w:val="Hyperlink"/>
-          </w:rPr>
-          <w:t xml:space="preserve">L’atomica e le responsabilità della scienza</w:t>
-        </w:r>
-        <w:r>
-          <w:rPr>
-            <w:rStyle w:val="Hyperlink"/>
-          </w:rPr>
-          <w:t xml:space="preserve">”</w:t>
-        </w:r>
-      </w:hyperlink>
-      <w:r>
-        <w:t xml:space="preserve">, organized by L’Asino d’oro Edizioni at Libreria Spazio Sette, Rome.</w:t>
-      </w:r>
-    </w:p>
-    <w:p>
-      <w:pPr>
-        <w:pStyle w:val="Heading2"/>
-      </w:pPr>
-      <w:bookmarkStart w:id="56" w:name="volunteering"/>
-      <w:r>
-        <w:t xml:space="preserve">Volunteering</w:t>
-      </w:r>
-      <w:bookmarkEnd w:id="56"/>
-    </w:p>
-    <w:p>
-      <w:pPr>
-        <w:numPr>
-          <w:ilvl w:val="0"/>
-          <w:numId w:val="1028"/>
-        </w:numPr>
-      </w:pPr>
-      <w:r>
-        <w:t xml:space="preserve">2019: Co-founder of</w:t>
-      </w:r>
-      <w:r>
-        <w:t xml:space="preserve"> </w:t>
-      </w:r>
-      <w:hyperlink r:id="rId57">
-        <w:r>
-          <w:rPr>
-            <w:rStyle w:val="Hyperlink"/>
-          </w:rPr>
-          <w:t xml:space="preserve">“</w:t>
-        </w:r>
-        <w:r>
-          <w:rPr>
-            <w:rStyle w:val="Hyperlink"/>
-          </w:rPr>
-          <w:t xml:space="preserve">STudy to transfORM</w:t>
-        </w:r>
-        <w:r>
-          <w:rPr>
-            <w:rStyle w:val="Hyperlink"/>
-          </w:rPr>
-          <w:t xml:space="preserve">”</w:t>
-        </w:r>
-        <w:r>
-          <w:rPr>
-            <w:rStyle w:val="Hyperlink"/>
-          </w:rPr>
-          <w:t xml:space="preserve"> </w:t>
-        </w:r>
-        <w:r>
-          <w:rPr>
-            <w:rStyle w:val="Hyperlink"/>
-          </w:rPr>
-          <w:t xml:space="preserve">(ST.ORM)</w:t>
-        </w:r>
-      </w:hyperlink>
-      <w:r>
-        <w:t xml:space="preserve">, a nonprofit organization whose educational projects currently span across Italy, Kenya and Tanzania. I was active as the Treasurer for the first year.</w:t>
-      </w:r>
-    </w:p>
-    <w:p>
-      <w:pPr>
-        <w:numPr>
-          <w:ilvl w:val="0"/>
-          <w:numId w:val="1028"/>
-        </w:numPr>
-      </w:pPr>
-      <w:r>
-        <w:t xml:space="preserve">2019: For about one year, I taught math and sciences to refugees within the activities of the non-profit organization</w:t>
-      </w:r>
-      <w:r>
-        <w:t xml:space="preserve"> </w:t>
-      </w:r>
-      <w:hyperlink r:id="rId58">
-        <w:r>
-          <w:rPr>
-            <w:rStyle w:val="Hyperlink"/>
-          </w:rPr>
-          <w:t xml:space="preserve">“</w:t>
-        </w:r>
-        <w:r>
-          <w:rPr>
-            <w:rStyle w:val="Hyperlink"/>
-          </w:rPr>
-          <w:t xml:space="preserve">Baobab Experience</w:t>
-        </w:r>
-        <w:r>
-          <w:rPr>
-            <w:rStyle w:val="Hyperlink"/>
-          </w:rPr>
-          <w:t xml:space="preserve">”</w:t>
-        </w:r>
-      </w:hyperlink>
-      <w:r>
-        <w:t xml:space="preserve"> </w:t>
-      </w:r>
-      <w:r>
-        <w:t xml:space="preserve">in Rome.</w:t>
-      </w:r>
-    </w:p>
-    <w:p>
-      <w:pPr>
-        <w:pStyle w:val="Heading2"/>
-      </w:pPr>
-      <w:bookmarkStart w:id="59" w:name="personal-skills"/>
-      <w:r>
-        <w:t xml:space="preserve">Personal skills</w:t>
-      </w:r>
-      <w:bookmarkEnd w:id="59"/>
-    </w:p>
-    <w:p>
-      <w:pPr>
-        <w:numPr>
-          <w:ilvl w:val="0"/>
-          <w:numId w:val="1029"/>
-        </w:numPr>
-        <w:pStyle w:val="Compact"/>
-      </w:pPr>
-      <w:r>
-        <w:t xml:space="preserve">Language: Italian (native), English (B2), Spanish (A2)</w:t>
-      </w:r>
-    </w:p>
-    <w:p>
-      <w:pPr>
-        <w:numPr>
-          <w:ilvl w:val="0"/>
-          <w:numId w:val="1029"/>
+          <w:numId w:val="1026"/>
         </w:numPr>
         <w:pStyle w:val="Compact"/>
       </w:pPr>
@@ -2280,15 +2246,6 @@
     <w:abstractNumId w:val="991"/>
   </w:num>
   <w:num w:numId="1026">
-    <w:abstractNumId w:val="991"/>
-  </w:num>
-  <w:num w:numId="1027">
-    <w:abstractNumId w:val="991"/>
-  </w:num>
-  <w:num w:numId="1028">
-    <w:abstractNumId w:val="991"/>
-  </w:num>
-  <w:num w:numId="1029">
     <w:abstractNumId w:val="991"/>
   </w:num>
 </w:numbering>

--- a/output/resume-.docx
+++ b/output/resume-.docx
@@ -339,7 +339,7 @@
         <w:t xml:space="preserve">“</w:t>
       </w:r>
       <w:r>
-        <w:t xml:space="preserve">Proceedings of the National Academy of Sciences</w:t>
+        <w:t xml:space="preserve">Proceedings of the National Academy of Sciences U.S.A.</w:t>
       </w:r>
       <w:r>
         <w:t xml:space="preserve">”</w:t>
@@ -348,7 +348,7 @@
         <w:t xml:space="preserve"> </w:t>
       </w:r>
       <w:r>
-        <w:t xml:space="preserve">(PNAS, IF: 9.1).</w:t>
+        <w:t xml:space="preserve">(PNAS U.S.A., IF: 9.1).</w:t>
       </w:r>
     </w:p>
     <w:p>
@@ -364,7 +364,7 @@
           <w:rPr>
             <w:rStyle w:val="Hyperlink"/>
           </w:rPr>
-          <w:t xml:space="preserve">F. Giuliani, F. G. Mattioli, Y. Chen, D. Baratella, D. Dragoni, M. Bernasconi, J. Russo, L. Boeri, R. Mazzarello,</w:t>
+          <w:t xml:space="preserve">F. Giuliani, F. G. Mattioli, Y. Chen, D. Baratella, D. Dragoni, M. Bernasconi, J. Russo, L. Boeri &amp; R. Mazzarello,</w:t>
         </w:r>
         <w:r>
           <w:rPr>
@@ -394,32 +394,7 @@
           <w:rPr>
             <w:rStyle w:val="Hyperlink"/>
           </w:rPr>
-          <w:t xml:space="preserve">, Accepted on</w:t>
-        </w:r>
-        <w:r>
-          <w:rPr>
-            <w:rStyle w:val="Hyperlink"/>
-          </w:rPr>
-          <w:t xml:space="preserve"> </w:t>
-        </w:r>
-        <w:r>
-          <w:rPr>
-            <w:rStyle w:val="Hyperlink"/>
-            <w:i/>
-          </w:rPr>
-          <w:t xml:space="preserve">PNAS</w:t>
-        </w:r>
-        <w:r>
-          <w:rPr>
-            <w:rStyle w:val="Hyperlink"/>
-          </w:rPr>
-          <w:t xml:space="preserve"> </w:t>
-        </w:r>
-        <w:r>
-          <w:rPr>
-            <w:rStyle w:val="Hyperlink"/>
-          </w:rPr>
-          <w:t xml:space="preserve">(2026)</w:t>
+          <w:t xml:space="preserve">, PNAS U.S.A. 123 (12) e2531605123, DOI: 10.1073/pnas.2531605123 (2026)</w:t>
         </w:r>
       </w:hyperlink>
     </w:p>

--- a/output/resume-.docx
+++ b/output/resume-.docx
@@ -59,7 +59,7 @@
         <w:pStyle w:val="Compact"/>
       </w:pPr>
       <w:r>
-        <w:t xml:space="preserve">Email address:</w:t>
+        <w:t xml:space="preserve">My profile on scientific databases:</w:t>
       </w:r>
       <w:r>
         <w:t xml:space="preserve"> </w:t>
@@ -69,7 +69,35 @@
           <w:rPr>
             <w:rStyle w:val="Hyperlink"/>
           </w:rPr>
-          <w:t xml:space="preserve">flagiu98@gmail.com</w:t>
+          <w:t xml:space="preserve">Google Scholar</w:t>
+        </w:r>
+      </w:hyperlink>
+      <w:r>
+        <w:t xml:space="preserve">,</w:t>
+      </w:r>
+      <w:r>
+        <w:t xml:space="preserve"> </w:t>
+      </w:r>
+      <w:hyperlink r:id="rId23">
+        <w:r>
+          <w:rPr>
+            <w:rStyle w:val="Hyperlink"/>
+          </w:rPr>
+          <w:t xml:space="preserve">ResearchGate</w:t>
+        </w:r>
+      </w:hyperlink>
+      <w:r>
+        <w:t xml:space="preserve">,</w:t>
+      </w:r>
+      <w:r>
+        <w:t xml:space="preserve"> </w:t>
+      </w:r>
+      <w:hyperlink r:id="rId24">
+        <w:r>
+          <w:rPr>
+            <w:rStyle w:val="Hyperlink"/>
+          </w:rPr>
+          <w:t xml:space="preserve">ORCID</w:t>
         </w:r>
       </w:hyperlink>
     </w:p>
@@ -81,12 +109,18 @@
         </w:numPr>
         <w:pStyle w:val="Compact"/>
       </w:pPr>
-      <w:hyperlink r:id="rId23">
-        <w:r>
-          <w:rPr>
-            <w:rStyle w:val="Hyperlink"/>
-          </w:rPr>
-          <w:t xml:space="preserve">My website</w:t>
+      <w:r>
+        <w:t xml:space="preserve">My github profile:</w:t>
+      </w:r>
+      <w:r>
+        <w:t xml:space="preserve"> </w:t>
+      </w:r>
+      <w:hyperlink r:id="rId25">
+        <w:r>
+          <w:rPr>
+            <w:rStyle w:val="Hyperlink"/>
+          </w:rPr>
+          <w:t xml:space="preserve">github.com/flagiu</w:t>
         </w:r>
       </w:hyperlink>
     </w:p>
@@ -99,74 +133,29 @@
         <w:pStyle w:val="Compact"/>
       </w:pPr>
       <w:r>
-        <w:t xml:space="preserve">My profile on scientific databases:</w:t>
-      </w:r>
-      <w:r>
-        <w:t xml:space="preserve"> </w:t>
-      </w:r>
-      <w:hyperlink r:id="rId24">
-        <w:r>
-          <w:rPr>
-            <w:rStyle w:val="Hyperlink"/>
-          </w:rPr>
-          <w:t xml:space="preserve">Google Scholar</w:t>
+        <w:t xml:space="preserve">My website:</w:t>
+      </w:r>
+      <w:r>
+        <w:t xml:space="preserve"> </w:t>
+      </w:r>
+      <w:hyperlink r:id="rId26">
+        <w:r>
+          <w:rPr>
+            <w:rStyle w:val="Hyperlink"/>
+          </w:rPr>
+          <w:t xml:space="preserve">flagiu.github.io</w:t>
         </w:r>
       </w:hyperlink>
-      <w:r>
-        <w:t xml:space="preserve">,</w:t>
-      </w:r>
-      <w:r>
-        <w:t xml:space="preserve"> </w:t>
-      </w:r>
-      <w:hyperlink r:id="rId25">
-        <w:r>
-          <w:rPr>
-            <w:rStyle w:val="Hyperlink"/>
-          </w:rPr>
-          <w:t xml:space="preserve">ResearchGate</w:t>
-        </w:r>
-      </w:hyperlink>
-      <w:r>
-        <w:t xml:space="preserve">,</w:t>
-      </w:r>
-      <w:r>
-        <w:t xml:space="preserve"> </w:t>
-      </w:r>
-      <w:hyperlink r:id="rId26">
-        <w:r>
-          <w:rPr>
-            <w:rStyle w:val="Hyperlink"/>
-          </w:rPr>
-          <w:t xml:space="preserve">ORCID</w:t>
-        </w:r>
-      </w:hyperlink>
-    </w:p>
-    <w:p>
-      <w:pPr>
-        <w:numPr>
-          <w:ilvl w:val="0"/>
-          <w:numId w:val="1001"/>
-        </w:numPr>
-        <w:pStyle w:val="Compact"/>
-      </w:pPr>
-      <w:hyperlink r:id="rId27">
-        <w:r>
-          <w:rPr>
-            <w:rStyle w:val="Hyperlink"/>
-          </w:rPr>
-          <w:t xml:space="preserve">My github profile</w:t>
-        </w:r>
-      </w:hyperlink>
     </w:p>
     <w:p>
       <w:pPr>
         <w:pStyle w:val="Heading2"/>
       </w:pPr>
-      <w:bookmarkStart w:id="28" w:name="education"/>
+      <w:bookmarkStart w:id="27" w:name="education"/>
       <w:r>
         <w:t xml:space="preserve">Education</w:t>
       </w:r>
-      <w:bookmarkEnd w:id="28"/>
+      <w:bookmarkEnd w:id="27"/>
     </w:p>
     <w:p>
       <w:pPr>
@@ -194,7 +183,7 @@
       <w:r>
         <w:t xml:space="preserve"> </w:t>
       </w:r>
-      <w:hyperlink r:id="rId29">
+      <w:hyperlink r:id="rId28">
         <w:r>
           <w:rPr>
             <w:rStyle w:val="Hyperlink"/>
@@ -319,11 +308,11 @@
       <w:pPr>
         <w:pStyle w:val="Heading2"/>
       </w:pPr>
-      <w:bookmarkStart w:id="30" w:name="publications"/>
+      <w:bookmarkStart w:id="29" w:name="publications"/>
       <w:r>
         <w:t xml:space="preserve">Publications</w:t>
       </w:r>
-      <w:bookmarkEnd w:id="30"/>
+      <w:bookmarkEnd w:id="29"/>
     </w:p>
     <w:p>
       <w:pPr>
@@ -359,7 +348,7 @@
         </w:numPr>
         <w:pStyle w:val="Compact"/>
       </w:pPr>
-      <w:hyperlink r:id="rId31">
+      <w:hyperlink r:id="rId30">
         <w:r>
           <w:rPr>
             <w:rStyle w:val="Hyperlink"/>
@@ -406,7 +395,7 @@
         </w:numPr>
         <w:pStyle w:val="Compact"/>
       </w:pPr>
-      <w:hyperlink r:id="rId32">
+      <w:hyperlink r:id="rId31">
         <w:r>
           <w:rPr>
             <w:rStyle w:val="Hyperlink"/>
@@ -487,11 +476,11 @@
       <w:pPr>
         <w:pStyle w:val="Heading2"/>
       </w:pPr>
-      <w:bookmarkStart w:id="33" w:name="teaching"/>
+      <w:bookmarkStart w:id="32" w:name="teaching"/>
       <w:r>
         <w:t xml:space="preserve">Teaching</w:t>
       </w:r>
-      <w:bookmarkEnd w:id="33"/>
+      <w:bookmarkEnd w:id="32"/>
     </w:p>
     <w:p>
       <w:pPr>
@@ -540,7 +529,7 @@
       <w:r>
         <w:t xml:space="preserve"> </w:t>
       </w:r>
-      <w:hyperlink r:id="rId34">
+      <w:hyperlink r:id="rId33">
         <w:r>
           <w:rPr>
             <w:rStyle w:val="Hyperlink"/>
@@ -625,11 +614,11 @@
       <w:pPr>
         <w:pStyle w:val="Heading2"/>
       </w:pPr>
-      <w:bookmarkStart w:id="35" w:name="X881112787f4e4e86c5788d123653f8f85dd0849"/>
+      <w:bookmarkStart w:id="34" w:name="X881112787f4e4e86c5788d123653f8f85dd0849"/>
       <w:r>
         <w:t xml:space="preserve">Certified advanced and soft-skill courses</w:t>
       </w:r>
-      <w:bookmarkEnd w:id="35"/>
+      <w:bookmarkEnd w:id="34"/>
     </w:p>
     <w:p>
       <w:pPr>
@@ -645,7 +634,7 @@
       <w:r>
         <w:t xml:space="preserve"> </w:t>
       </w:r>
-      <w:hyperlink r:id="rId36">
+      <w:hyperlink r:id="rId35">
         <w:r>
           <w:rPr>
             <w:rStyle w:val="Hyperlink"/>
@@ -835,21 +824,21 @@
       <w:pPr>
         <w:pStyle w:val="Heading2"/>
       </w:pPr>
-      <w:bookmarkStart w:id="37" w:name="grants"/>
+      <w:bookmarkStart w:id="36" w:name="grants"/>
       <w:r>
         <w:t xml:space="preserve">Grants</w:t>
       </w:r>
+      <w:bookmarkEnd w:id="36"/>
+    </w:p>
+    <w:p>
+      <w:pPr>
+        <w:pStyle w:val="Heading3"/>
+      </w:pPr>
+      <w:bookmarkStart w:id="37" w:name="high-performance-computing-hpc-resources"/>
+      <w:r>
+        <w:t xml:space="preserve">High-Performance Computing (HPC) resources</w:t>
+      </w:r>
       <w:bookmarkEnd w:id="37"/>
-    </w:p>
-    <w:p>
-      <w:pPr>
-        <w:pStyle w:val="Heading3"/>
-      </w:pPr>
-      <w:bookmarkStart w:id="38" w:name="high-performance-computing-hpc-resources"/>
-      <w:r>
-        <w:t xml:space="preserve">High-Performance Computing (HPC) resources</w:t>
-      </w:r>
-      <w:bookmarkEnd w:id="38"/>
     </w:p>
     <w:p>
       <w:pPr>
@@ -865,7 +854,7 @@
       <w:r>
         <w:t xml:space="preserve"> </w:t>
       </w:r>
-      <w:hyperlink r:id="rId39">
+      <w:hyperlink r:id="rId38">
         <w:r>
           <w:rPr>
             <w:rStyle w:val="Hyperlink"/>
@@ -906,7 +895,7 @@
       <w:r>
         <w:t xml:space="preserve"> </w:t>
       </w:r>
-      <w:hyperlink r:id="rId39">
+      <w:hyperlink r:id="rId38">
         <w:r>
           <w:rPr>
             <w:rStyle w:val="Hyperlink"/>
@@ -947,7 +936,7 @@
       <w:r>
         <w:t xml:space="preserve"> </w:t>
       </w:r>
-      <w:hyperlink r:id="rId39">
+      <w:hyperlink r:id="rId38">
         <w:r>
           <w:rPr>
             <w:rStyle w:val="Hyperlink"/>
@@ -978,11 +967,11 @@
       <w:pPr>
         <w:pStyle w:val="Heading3"/>
       </w:pPr>
-      <w:bookmarkStart w:id="40" w:name="other-grants"/>
+      <w:bookmarkStart w:id="39" w:name="other-grants"/>
       <w:r>
         <w:t xml:space="preserve">Other grants</w:t>
       </w:r>
-      <w:bookmarkEnd w:id="40"/>
+      <w:bookmarkEnd w:id="39"/>
     </w:p>
     <w:p>
       <w:pPr>
@@ -1010,7 +999,7 @@
       <w:r>
         <w:t xml:space="preserve"> </w:t>
       </w:r>
-      <w:hyperlink r:id="rId41">
+      <w:hyperlink r:id="rId40">
         <w:r>
           <w:rPr>
             <w:rStyle w:val="Hyperlink"/>
@@ -1048,11 +1037,11 @@
       <w:pPr>
         <w:pStyle w:val="Heading2"/>
       </w:pPr>
-      <w:bookmarkStart w:id="42" w:name="awards"/>
+      <w:bookmarkStart w:id="41" w:name="awards"/>
       <w:r>
         <w:t xml:space="preserve">Awards</w:t>
       </w:r>
-      <w:bookmarkEnd w:id="42"/>
+      <w:bookmarkEnd w:id="41"/>
     </w:p>
     <w:p>
       <w:pPr>
@@ -1068,7 +1057,7 @@
       <w:r>
         <w:t xml:space="preserve"> </w:t>
       </w:r>
-      <w:hyperlink r:id="rId43">
+      <w:hyperlink r:id="rId42">
         <w:r>
           <w:rPr>
             <w:rStyle w:val="Hyperlink"/>
@@ -1109,7 +1098,7 @@
       <w:r>
         <w:t xml:space="preserve"> </w:t>
       </w:r>
-      <w:hyperlink r:id="rId43">
+      <w:hyperlink r:id="rId42">
         <w:r>
           <w:rPr>
             <w:rStyle w:val="Hyperlink"/>
@@ -1140,21 +1129,21 @@
       <w:pPr>
         <w:pStyle w:val="Heading2"/>
       </w:pPr>
-      <w:bookmarkStart w:id="44" w:name="conferences-seminars"/>
+      <w:bookmarkStart w:id="43" w:name="conferences-seminars"/>
       <w:r>
         <w:t xml:space="preserve">Conferences &amp; seminars</w:t>
       </w:r>
+      <w:bookmarkEnd w:id="43"/>
+    </w:p>
+    <w:p>
+      <w:pPr>
+        <w:pStyle w:val="Heading3"/>
+      </w:pPr>
+      <w:bookmarkStart w:id="44" w:name="contributions"/>
+      <w:r>
+        <w:t xml:space="preserve">Contributions</w:t>
+      </w:r>
       <w:bookmarkEnd w:id="44"/>
-    </w:p>
-    <w:p>
-      <w:pPr>
-        <w:pStyle w:val="Heading3"/>
-      </w:pPr>
-      <w:bookmarkStart w:id="45" w:name="contributions"/>
-      <w:r>
-        <w:t xml:space="preserve">Contributions</w:t>
-      </w:r>
-      <w:bookmarkEnd w:id="45"/>
     </w:p>
     <w:p>
       <w:pPr>
@@ -1170,7 +1159,7 @@
       <w:r>
         <w:t xml:space="preserve"> </w:t>
       </w:r>
-      <w:hyperlink r:id="rId46">
+      <w:hyperlink r:id="rId45">
         <w:r>
           <w:rPr>
             <w:rStyle w:val="Hyperlink"/>
@@ -1214,7 +1203,7 @@
         </w:numPr>
         <w:pStyle w:val="Compact"/>
       </w:pPr>
-      <w:hyperlink r:id="rId47">
+      <w:hyperlink r:id="rId46">
         <w:r>
           <w:rPr>
             <w:rStyle w:val="Hyperlink"/>
@@ -1258,7 +1247,7 @@
         </w:numPr>
         <w:pStyle w:val="Compact"/>
       </w:pPr>
-      <w:hyperlink r:id="rId48">
+      <w:hyperlink r:id="rId47">
         <w:r>
           <w:rPr>
             <w:rStyle w:val="Hyperlink"/>
@@ -1314,7 +1303,7 @@
         </w:numPr>
         <w:pStyle w:val="Compact"/>
       </w:pPr>
-      <w:hyperlink r:id="rId49">
+      <w:hyperlink r:id="rId48">
         <w:r>
           <w:rPr>
             <w:rStyle w:val="Hyperlink"/>
@@ -1351,11 +1340,11 @@
       <w:pPr>
         <w:pStyle w:val="Heading3"/>
       </w:pPr>
-      <w:bookmarkStart w:id="50" w:name="participant"/>
+      <w:bookmarkStart w:id="49" w:name="participant"/>
       <w:r>
         <w:t xml:space="preserve">Participant</w:t>
       </w:r>
-      <w:bookmarkEnd w:id="50"/>
+      <w:bookmarkEnd w:id="49"/>
     </w:p>
     <w:p>
       <w:pPr>
@@ -1371,7 +1360,7 @@
       <w:r>
         <w:t xml:space="preserve"> </w:t>
       </w:r>
-      <w:hyperlink r:id="rId51">
+      <w:hyperlink r:id="rId50">
         <w:r>
           <w:rPr>
             <w:rStyle w:val="Hyperlink"/>
@@ -1421,7 +1410,7 @@
       <w:r>
         <w:t xml:space="preserve"> </w:t>
       </w:r>
-      <w:hyperlink r:id="rId52">
+      <w:hyperlink r:id="rId51">
         <w:r>
           <w:rPr>
             <w:rStyle w:val="Hyperlink"/>
@@ -1447,7 +1436,7 @@
       <w:r>
         <w:t xml:space="preserve"> </w:t>
       </w:r>
-      <w:hyperlink r:id="rId53">
+      <w:hyperlink r:id="rId52">
         <w:r>
           <w:rPr>
             <w:rStyle w:val="Hyperlink"/>
@@ -1497,7 +1486,7 @@
       <w:r>
         <w:t xml:space="preserve"> </w:t>
       </w:r>
-      <w:hyperlink r:id="rId54">
+      <w:hyperlink r:id="rId53">
         <w:r>
           <w:rPr>
             <w:rStyle w:val="Hyperlink"/>
@@ -1550,7 +1539,7 @@
       <w:r>
         <w:t xml:space="preserve"> </w:t>
       </w:r>
-      <w:hyperlink r:id="rId55">
+      <w:hyperlink r:id="rId54">
         <w:r>
           <w:rPr>
             <w:rStyle w:val="Hyperlink"/>
@@ -1578,11 +1567,11 @@
       <w:pPr>
         <w:pStyle w:val="Heading2"/>
       </w:pPr>
-      <w:bookmarkStart w:id="56" w:name="X0f5724b02e0648b00ddc12123cdb0478c7cd7f1"/>
+      <w:bookmarkStart w:id="55" w:name="X0f5724b02e0648b00ddc12123cdb0478c7cd7f1"/>
       <w:r>
         <w:t xml:space="preserve">Scientific communication for a broad audience</w:t>
       </w:r>
-      <w:bookmarkEnd w:id="56"/>
+      <w:bookmarkEnd w:id="55"/>
     </w:p>
     <w:p>
       <w:pPr>
@@ -1593,56 +1582,18 @@
         <w:pStyle w:val="Compact"/>
       </w:pPr>
       <w:r>
-        <w:t xml:space="preserve">2025:</w:t>
-      </w:r>
-      <w:r>
-        <w:t xml:space="preserve"> </w:t>
-      </w:r>
-      <w:hyperlink r:id="rId57">
-        <w:r>
-          <w:rPr>
-            <w:rStyle w:val="Hyperlink"/>
-          </w:rPr>
-          <w:t xml:space="preserve">Talk for the book presentation</w:t>
-        </w:r>
-        <w:r>
-          <w:rPr>
-            <w:rStyle w:val="Hyperlink"/>
-          </w:rPr>
-          <w:t xml:space="preserve"> </w:t>
-        </w:r>
-        <w:r>
-          <w:rPr>
-            <w:rStyle w:val="Hyperlink"/>
-          </w:rPr>
-          <w:t xml:space="preserve">“</w:t>
-        </w:r>
-        <w:r>
-          <w:rPr>
-            <w:rStyle w:val="Hyperlink"/>
-          </w:rPr>
-          <w:t xml:space="preserve">L’atomica e le responsabilità della scienza</w:t>
-        </w:r>
-        <w:r>
-          <w:rPr>
-            <w:rStyle w:val="Hyperlink"/>
-          </w:rPr>
-          <w:t xml:space="preserve">”</w:t>
-        </w:r>
-      </w:hyperlink>
-      <w:r>
-        <w:t xml:space="preserve">, organized by L’Asino d’oro Edizioni at Libreria Spazio Sette, Rome.</w:t>
+        <w:t xml:space="preserve">2025: Talk for the book presentation "L’atomica e le responsabilità della scienza, organized by L’Asino d’oro Edizioni at Libreria Spazio Sette, Rome.</w:t>
       </w:r>
     </w:p>
     <w:p>
       <w:pPr>
         <w:pStyle w:val="Heading2"/>
       </w:pPr>
-      <w:bookmarkStart w:id="58" w:name="volunteering"/>
+      <w:bookmarkStart w:id="56" w:name="volunteering"/>
       <w:r>
         <w:t xml:space="preserve">Volunteering</w:t>
       </w:r>
-      <w:bookmarkEnd w:id="58"/>
+      <w:bookmarkEnd w:id="56"/>
     </w:p>
     <w:p>
       <w:pPr>
@@ -1657,7 +1608,7 @@
       <w:r>
         <w:t xml:space="preserve"> </w:t>
       </w:r>
-      <w:hyperlink r:id="rId59">
+      <w:hyperlink r:id="rId57">
         <w:r>
           <w:rPr>
             <w:rStyle w:val="Hyperlink"/>
@@ -1690,7 +1641,7 @@
         </w:r>
       </w:hyperlink>
       <w:r>
-        <w:t xml:space="preserve">, a nonprofit organization whose educational projects currently span across Italy, Kenya and Tanzania. I was active as the Treasurer for the first year.</w:t>
+        <w:t xml:space="preserve">, a nonprofit organization whose educational projects currently span across Italy, Kenya and Tanzania.</w:t>
       </w:r>
     </w:p>
     <w:p>
@@ -1706,7 +1657,7 @@
       <w:r>
         <w:t xml:space="preserve"> </w:t>
       </w:r>
-      <w:hyperlink r:id="rId60">
+      <w:hyperlink r:id="rId58">
         <w:r>
           <w:rPr>
             <w:rStyle w:val="Hyperlink"/>
@@ -1737,11 +1688,11 @@
       <w:pPr>
         <w:pStyle w:val="Heading2"/>
       </w:pPr>
-      <w:bookmarkStart w:id="61" w:name="personal-skills"/>
+      <w:bookmarkStart w:id="59" w:name="personal-skills"/>
       <w:r>
         <w:t xml:space="preserve">Personal skills</w:t>
       </w:r>
-      <w:bookmarkEnd w:id="61"/>
+      <w:bookmarkEnd w:id="59"/>
     </w:p>
     <w:p>
       <w:pPr>
